--- a/09_Dimensionnement_Actionneur_Dynamique/19_Sympact_09_Dimensionnement_Actionneur.docx
+++ b/09_Dimensionnement_Actionneur_Dynamique/19_Sympact_09_Dimensionnement_Actionneur.docx
@@ -1,6 +1,6 @@
 
 <file path=word/document.xml><?xml version="1.0" encoding="utf-8"?>
-<w:document xmlns:wpc="http://schemas.microsoft.com/office/word/2010/wordprocessingCanvas" xmlns:cx="http://schemas.microsoft.com/office/drawing/2014/chartex" xmlns:cx1="http://schemas.microsoft.com/office/drawing/2015/9/8/chartex" xmlns:cx2="http://schemas.microsoft.com/office/drawing/2015/10/21/chartex" xmlns:cx3="http://schemas.microsoft.com/office/drawing/2016/5/9/chartex" xmlns:cx4="http://schemas.microsoft.com/office/drawing/2016/5/10/chartex" xmlns:cx5="http://schemas.microsoft.com/office/drawing/2016/5/11/chartex" xmlns:cx6="http://schemas.microsoft.com/office/drawing/2016/5/12/chartex" xmlns:cx7="http://schemas.microsoft.com/office/drawing/2016/5/13/chartex" xmlns:cx8="http://schemas.microsoft.com/office/drawing/2016/5/14/chartex" xmlns:mc="http://schemas.openxmlformats.org/markup-compatibility/2006" xmlns:aink="http://schemas.microsoft.com/office/drawing/2016/ink" xmlns:am3d="http://schemas.microsoft.com/office/drawing/2017/model3d" xmlns:o="urn:schemas-microsoft-com:office:office" xmlns:oel="http://schemas.microsoft.com/office/2019/extlst" xmlns:r="http://schemas.openxmlformats.org/officeDocument/2006/relationships" xmlns:m="http://schemas.openxmlformats.org/officeDocument/2006/math" xmlns:v="urn:schemas-microsoft-com:vml" xmlns:wp14="http://schemas.microsoft.com/office/word/2010/wordprocessingDrawing" xmlns:wp="http://schemas.openxmlformats.org/drawingml/2006/wordprocessingDrawing" xmlns:w10="urn:schemas-microsoft-com:office:word" xmlns:w="http://schemas.openxmlformats.org/wordprocessingml/2006/main" xmlns:w14="http://schemas.microsoft.com/office/word/2010/wordml" xmlns:w15="http://schemas.microsoft.com/office/word/2012/wordml" xmlns:w16cex="http://schemas.microsoft.com/office/word/2018/wordml/cex" xmlns:w16cid="http://schemas.microsoft.com/office/word/2016/wordml/cid" xmlns:w16="http://schemas.microsoft.com/office/word/2018/wordml" xmlns:w16du="http://schemas.microsoft.com/office/word/2023/wordml/word16du" xmlns:w16sdtdh="http://schemas.microsoft.com/office/word/2020/wordml/sdtdatahash" xmlns:w16se="http://schemas.microsoft.com/office/word/2015/wordml/symex" xmlns:wpg="http://schemas.microsoft.com/office/word/2010/wordprocessingGroup" xmlns:wpi="http://schemas.microsoft.com/office/word/2010/wordprocessingInk" xmlns:wne="http://schemas.microsoft.com/office/word/2006/wordml" xmlns:wps="http://schemas.microsoft.com/office/word/2010/wordprocessingShape" mc:Ignorable="w14 w15 w16se w16cid w16 w16cex w16sdtdh w16du wp14">
+<w:document xmlns:wpc="http://schemas.microsoft.com/office/word/2010/wordprocessingCanvas" xmlns:cx="http://schemas.microsoft.com/office/drawing/2014/chartex" xmlns:cx1="http://schemas.microsoft.com/office/drawing/2015/9/8/chartex" xmlns:cx2="http://schemas.microsoft.com/office/drawing/2015/10/21/chartex" xmlns:cx3="http://schemas.microsoft.com/office/drawing/2016/5/9/chartex" xmlns:cx4="http://schemas.microsoft.com/office/drawing/2016/5/10/chartex" xmlns:cx5="http://schemas.microsoft.com/office/drawing/2016/5/11/chartex" xmlns:cx6="http://schemas.microsoft.com/office/drawing/2016/5/12/chartex" xmlns:cx7="http://schemas.microsoft.com/office/drawing/2016/5/13/chartex" xmlns:cx8="http://schemas.microsoft.com/office/drawing/2016/5/14/chartex" xmlns:mc="http://schemas.openxmlformats.org/markup-compatibility/2006" xmlns:aink="http://schemas.microsoft.com/office/drawing/2016/ink" xmlns:am3d="http://schemas.microsoft.com/office/drawing/2017/model3d" xmlns:o="urn:schemas-microsoft-com:office:office" xmlns:oel="http://schemas.microsoft.com/office/2019/extlst" xmlns:r="http://schemas.openxmlformats.org/officeDocument/2006/relationships" xmlns:m="http://schemas.openxmlformats.org/officeDocument/2006/math" xmlns:v="urn:schemas-microsoft-com:vml" xmlns:wp14="http://schemas.microsoft.com/office/word/2010/wordprocessingDrawing" xmlns:wp="http://schemas.openxmlformats.org/drawingml/2006/wordprocessingDrawing" xmlns:w10="urn:schemas-microsoft-com:office:word" xmlns:w="http://schemas.openxmlformats.org/wordprocessingml/2006/main" xmlns:w14="http://schemas.microsoft.com/office/word/2010/wordml" xmlns:w15="http://schemas.microsoft.com/office/word/2012/wordml" xmlns:w16cex="http://schemas.microsoft.com/office/word/2018/wordml/cex" xmlns:w16cid="http://schemas.microsoft.com/office/word/2016/wordml/cid" xmlns:w16="http://schemas.microsoft.com/office/word/2018/wordml" xmlns:w16du="http://schemas.microsoft.com/office/word/2023/wordml/word16du" xmlns:w16sdtdh="http://schemas.microsoft.com/office/word/2020/wordml/sdtdatahash" xmlns:w16sdtfl="http://schemas.microsoft.com/office/word/2024/wordml/sdtformatlock" xmlns:w16se="http://schemas.microsoft.com/office/word/2015/wordml/symex" xmlns:wpg="http://schemas.microsoft.com/office/word/2010/wordprocessingGroup" xmlns:wpi="http://schemas.microsoft.com/office/word/2010/wordprocessingInk" xmlns:wne="http://schemas.microsoft.com/office/word/2006/wordml" xmlns:wps="http://schemas.microsoft.com/office/word/2010/wordprocessingShape" mc:Ignorable="w14 w15 w16se w16cid w16 w16cex w16sdtdh w16sdtfl w16du wp14">
   <w:body>
     <w:p>
       <w:pPr>
@@ -507,17 +507,6 @@
       </w:tr>
     </w:tbl>
     <w:p/>
-    <w:p>
-      <w:r>
-        <w:t xml:space="preserve">Prérequis : </w:t>
-      </w:r>
-      <w:r>
-        <w:t>11_MaxPID_07_Modelisation_Inertie</w:t>
-      </w:r>
-      <w:r>
-        <w:t>.</w:t>
-      </w:r>
-    </w:p>
     <w:p/>
     <w:tbl>
       <w:tblPr>
@@ -1031,15 +1020,7 @@
               <w:jc w:val="left"/>
             </w:pPr>
             <w:r>
-              <w:t xml:space="preserve">Présenter les points clés de la résolution utilisant </w:t>
-            </w:r>
-            <w:proofErr w:type="spellStart"/>
-            <w:r>
-              <w:t>Capytale</w:t>
-            </w:r>
-            <w:proofErr w:type="spellEnd"/>
-            <w:r>
-              <w:t>.</w:t>
+              <w:t>Présenter les points clés de la résolution utilisant Capytale.</w:t>
             </w:r>
           </w:p>
           <w:p>
@@ -1157,7 +1138,7 @@
 </file>
 
 <file path=word/endnotes.xml><?xml version="1.0" encoding="utf-8"?>
-<w:endnotes xmlns:wpc="http://schemas.microsoft.com/office/word/2010/wordprocessingCanvas" xmlns:cx="http://schemas.microsoft.com/office/drawing/2014/chartex" xmlns:cx1="http://schemas.microsoft.com/office/drawing/2015/9/8/chartex" xmlns:cx2="http://schemas.microsoft.com/office/drawing/2015/10/21/chartex" xmlns:cx3="http://schemas.microsoft.com/office/drawing/2016/5/9/chartex" xmlns:cx4="http://schemas.microsoft.com/office/drawing/2016/5/10/chartex" xmlns:cx5="http://schemas.microsoft.com/office/drawing/2016/5/11/chartex" xmlns:cx6="http://schemas.microsoft.com/office/drawing/2016/5/12/chartex" xmlns:cx7="http://schemas.microsoft.com/office/drawing/2016/5/13/chartex" xmlns:cx8="http://schemas.microsoft.com/office/drawing/2016/5/14/chartex" xmlns:mc="http://schemas.openxmlformats.org/markup-compatibility/2006" xmlns:aink="http://schemas.microsoft.com/office/drawing/2016/ink" xmlns:am3d="http://schemas.microsoft.com/office/drawing/2017/model3d" xmlns:o="urn:schemas-microsoft-com:office:office" xmlns:oel="http://schemas.microsoft.com/office/2019/extlst" xmlns:r="http://schemas.openxmlformats.org/officeDocument/2006/relationships" xmlns:m="http://schemas.openxmlformats.org/officeDocument/2006/math" xmlns:v="urn:schemas-microsoft-com:vml" xmlns:wp14="http://schemas.microsoft.com/office/word/2010/wordprocessingDrawing" xmlns:wp="http://schemas.openxmlformats.org/drawingml/2006/wordprocessingDrawing" xmlns:w10="urn:schemas-microsoft-com:office:word" xmlns:w="http://schemas.openxmlformats.org/wordprocessingml/2006/main" xmlns:w14="http://schemas.microsoft.com/office/word/2010/wordml" xmlns:w15="http://schemas.microsoft.com/office/word/2012/wordml" xmlns:w16cex="http://schemas.microsoft.com/office/word/2018/wordml/cex" xmlns:w16cid="http://schemas.microsoft.com/office/word/2016/wordml/cid" xmlns:w16="http://schemas.microsoft.com/office/word/2018/wordml" xmlns:w16du="http://schemas.microsoft.com/office/word/2023/wordml/word16du" xmlns:w16sdtdh="http://schemas.microsoft.com/office/word/2020/wordml/sdtdatahash" xmlns:w16se="http://schemas.microsoft.com/office/word/2015/wordml/symex" xmlns:wpg="http://schemas.microsoft.com/office/word/2010/wordprocessingGroup" xmlns:wpi="http://schemas.microsoft.com/office/word/2010/wordprocessingInk" xmlns:wne="http://schemas.microsoft.com/office/word/2006/wordml" xmlns:wps="http://schemas.microsoft.com/office/word/2010/wordprocessingShape" mc:Ignorable="w14 w15 w16se w16cid w16 w16cex w16sdtdh w16du wp14">
+<w:endnotes xmlns:wpc="http://schemas.microsoft.com/office/word/2010/wordprocessingCanvas" xmlns:cx="http://schemas.microsoft.com/office/drawing/2014/chartex" xmlns:cx1="http://schemas.microsoft.com/office/drawing/2015/9/8/chartex" xmlns:cx2="http://schemas.microsoft.com/office/drawing/2015/10/21/chartex" xmlns:cx3="http://schemas.microsoft.com/office/drawing/2016/5/9/chartex" xmlns:cx4="http://schemas.microsoft.com/office/drawing/2016/5/10/chartex" xmlns:cx5="http://schemas.microsoft.com/office/drawing/2016/5/11/chartex" xmlns:cx6="http://schemas.microsoft.com/office/drawing/2016/5/12/chartex" xmlns:cx7="http://schemas.microsoft.com/office/drawing/2016/5/13/chartex" xmlns:cx8="http://schemas.microsoft.com/office/drawing/2016/5/14/chartex" xmlns:mc="http://schemas.openxmlformats.org/markup-compatibility/2006" xmlns:aink="http://schemas.microsoft.com/office/drawing/2016/ink" xmlns:am3d="http://schemas.microsoft.com/office/drawing/2017/model3d" xmlns:o="urn:schemas-microsoft-com:office:office" xmlns:oel="http://schemas.microsoft.com/office/2019/extlst" xmlns:r="http://schemas.openxmlformats.org/officeDocument/2006/relationships" xmlns:m="http://schemas.openxmlformats.org/officeDocument/2006/math" xmlns:v="urn:schemas-microsoft-com:vml" xmlns:wp14="http://schemas.microsoft.com/office/word/2010/wordprocessingDrawing" xmlns:wp="http://schemas.openxmlformats.org/drawingml/2006/wordprocessingDrawing" xmlns:w10="urn:schemas-microsoft-com:office:word" xmlns:w="http://schemas.openxmlformats.org/wordprocessingml/2006/main" xmlns:w14="http://schemas.microsoft.com/office/word/2010/wordml" xmlns:w15="http://schemas.microsoft.com/office/word/2012/wordml" xmlns:w16cex="http://schemas.microsoft.com/office/word/2018/wordml/cex" xmlns:w16cid="http://schemas.microsoft.com/office/word/2016/wordml/cid" xmlns:w16="http://schemas.microsoft.com/office/word/2018/wordml" xmlns:w16du="http://schemas.microsoft.com/office/word/2023/wordml/word16du" xmlns:w16sdtdh="http://schemas.microsoft.com/office/word/2020/wordml/sdtdatahash" xmlns:w16sdtfl="http://schemas.microsoft.com/office/word/2024/wordml/sdtformatlock" xmlns:w16se="http://schemas.microsoft.com/office/word/2015/wordml/symex" xmlns:wpg="http://schemas.microsoft.com/office/word/2010/wordprocessingGroup" xmlns:wpi="http://schemas.microsoft.com/office/word/2010/wordprocessingInk" xmlns:wne="http://schemas.microsoft.com/office/word/2006/wordml" xmlns:wps="http://schemas.microsoft.com/office/word/2010/wordprocessingShape" mc:Ignorable="w14 w15 w16se w16cid w16 w16cex w16sdtdh w16sdtfl w16du wp14">
   <w:endnote w:type="separator" w:id="-1">
     <w:p>
       <w:pPr>
@@ -1182,7 +1163,7 @@
 </file>
 
 <file path=word/footer1.xml><?xml version="1.0" encoding="utf-8"?>
-<w:ftr xmlns:wpc="http://schemas.microsoft.com/office/word/2010/wordprocessingCanvas" xmlns:cx="http://schemas.microsoft.com/office/drawing/2014/chartex" xmlns:cx1="http://schemas.microsoft.com/office/drawing/2015/9/8/chartex" xmlns:cx2="http://schemas.microsoft.com/office/drawing/2015/10/21/chartex" xmlns:cx3="http://schemas.microsoft.com/office/drawing/2016/5/9/chartex" xmlns:cx4="http://schemas.microsoft.com/office/drawing/2016/5/10/chartex" xmlns:cx5="http://schemas.microsoft.com/office/drawing/2016/5/11/chartex" xmlns:cx6="http://schemas.microsoft.com/office/drawing/2016/5/12/chartex" xmlns:cx7="http://schemas.microsoft.com/office/drawing/2016/5/13/chartex" xmlns:cx8="http://schemas.microsoft.com/office/drawing/2016/5/14/chartex" xmlns:mc="http://schemas.openxmlformats.org/markup-compatibility/2006" xmlns:aink="http://schemas.microsoft.com/office/drawing/2016/ink" xmlns:am3d="http://schemas.microsoft.com/office/drawing/2017/model3d" xmlns:o="urn:schemas-microsoft-com:office:office" xmlns:oel="http://schemas.microsoft.com/office/2019/extlst" xmlns:r="http://schemas.openxmlformats.org/officeDocument/2006/relationships" xmlns:m="http://schemas.openxmlformats.org/officeDocument/2006/math" xmlns:v="urn:schemas-microsoft-com:vml" xmlns:wp14="http://schemas.microsoft.com/office/word/2010/wordprocessingDrawing" xmlns:wp="http://schemas.openxmlformats.org/drawingml/2006/wordprocessingDrawing" xmlns:w10="urn:schemas-microsoft-com:office:word" xmlns:w="http://schemas.openxmlformats.org/wordprocessingml/2006/main" xmlns:w14="http://schemas.microsoft.com/office/word/2010/wordml" xmlns:w15="http://schemas.microsoft.com/office/word/2012/wordml" xmlns:w16cex="http://schemas.microsoft.com/office/word/2018/wordml/cex" xmlns:w16cid="http://schemas.microsoft.com/office/word/2016/wordml/cid" xmlns:w16="http://schemas.microsoft.com/office/word/2018/wordml" xmlns:w16du="http://schemas.microsoft.com/office/word/2023/wordml/word16du" xmlns:w16sdtdh="http://schemas.microsoft.com/office/word/2020/wordml/sdtdatahash" xmlns:w16se="http://schemas.microsoft.com/office/word/2015/wordml/symex" xmlns:wpg="http://schemas.microsoft.com/office/word/2010/wordprocessingGroup" xmlns:wpi="http://schemas.microsoft.com/office/word/2010/wordprocessingInk" xmlns:wne="http://schemas.microsoft.com/office/word/2006/wordml" xmlns:wps="http://schemas.microsoft.com/office/word/2010/wordprocessingShape" mc:Ignorable="w14 w15 w16se w16cid w16 w16cex w16sdtdh w16du wp14">
+<w:ftr xmlns:wpc="http://schemas.microsoft.com/office/word/2010/wordprocessingCanvas" xmlns:cx="http://schemas.microsoft.com/office/drawing/2014/chartex" xmlns:cx1="http://schemas.microsoft.com/office/drawing/2015/9/8/chartex" xmlns:cx2="http://schemas.microsoft.com/office/drawing/2015/10/21/chartex" xmlns:cx3="http://schemas.microsoft.com/office/drawing/2016/5/9/chartex" xmlns:cx4="http://schemas.microsoft.com/office/drawing/2016/5/10/chartex" xmlns:cx5="http://schemas.microsoft.com/office/drawing/2016/5/11/chartex" xmlns:cx6="http://schemas.microsoft.com/office/drawing/2016/5/12/chartex" xmlns:cx7="http://schemas.microsoft.com/office/drawing/2016/5/13/chartex" xmlns:cx8="http://schemas.microsoft.com/office/drawing/2016/5/14/chartex" xmlns:mc="http://schemas.openxmlformats.org/markup-compatibility/2006" xmlns:aink="http://schemas.microsoft.com/office/drawing/2016/ink" xmlns:am3d="http://schemas.microsoft.com/office/drawing/2017/model3d" xmlns:o="urn:schemas-microsoft-com:office:office" xmlns:oel="http://schemas.microsoft.com/office/2019/extlst" xmlns:r="http://schemas.openxmlformats.org/officeDocument/2006/relationships" xmlns:m="http://schemas.openxmlformats.org/officeDocument/2006/math" xmlns:v="urn:schemas-microsoft-com:vml" xmlns:wp14="http://schemas.microsoft.com/office/word/2010/wordprocessingDrawing" xmlns:wp="http://schemas.openxmlformats.org/drawingml/2006/wordprocessingDrawing" xmlns:w10="urn:schemas-microsoft-com:office:word" xmlns:w="http://schemas.openxmlformats.org/wordprocessingml/2006/main" xmlns:w14="http://schemas.microsoft.com/office/word/2010/wordml" xmlns:w15="http://schemas.microsoft.com/office/word/2012/wordml" xmlns:w16cex="http://schemas.microsoft.com/office/word/2018/wordml/cex" xmlns:w16cid="http://schemas.microsoft.com/office/word/2016/wordml/cid" xmlns:w16="http://schemas.microsoft.com/office/word/2018/wordml" xmlns:w16du="http://schemas.microsoft.com/office/word/2023/wordml/word16du" xmlns:w16sdtdh="http://schemas.microsoft.com/office/word/2020/wordml/sdtdatahash" xmlns:w16sdtfl="http://schemas.microsoft.com/office/word/2024/wordml/sdtformatlock" xmlns:w16se="http://schemas.microsoft.com/office/word/2015/wordml/symex" xmlns:wpg="http://schemas.microsoft.com/office/word/2010/wordprocessingGroup" xmlns:wpi="http://schemas.microsoft.com/office/word/2010/wordprocessingInk" xmlns:wne="http://schemas.microsoft.com/office/word/2006/wordml" xmlns:wps="http://schemas.microsoft.com/office/word/2010/wordprocessingShape" mc:Ignorable="w14 w15 w16se w16cid w16 w16cex w16sdtdh w16sdtfl w16du wp14">
   <w:tbl>
     <w:tblPr>
       <w:tblStyle w:val="Grilledutableau"/>
@@ -1323,7 +1304,7 @@
 </file>
 
 <file path=word/footer2.xml><?xml version="1.0" encoding="utf-8"?>
-<w:ftr xmlns:wpc="http://schemas.microsoft.com/office/word/2010/wordprocessingCanvas" xmlns:cx="http://schemas.microsoft.com/office/drawing/2014/chartex" xmlns:cx1="http://schemas.microsoft.com/office/drawing/2015/9/8/chartex" xmlns:cx2="http://schemas.microsoft.com/office/drawing/2015/10/21/chartex" xmlns:cx3="http://schemas.microsoft.com/office/drawing/2016/5/9/chartex" xmlns:cx4="http://schemas.microsoft.com/office/drawing/2016/5/10/chartex" xmlns:cx5="http://schemas.microsoft.com/office/drawing/2016/5/11/chartex" xmlns:cx6="http://schemas.microsoft.com/office/drawing/2016/5/12/chartex" xmlns:cx7="http://schemas.microsoft.com/office/drawing/2016/5/13/chartex" xmlns:cx8="http://schemas.microsoft.com/office/drawing/2016/5/14/chartex" xmlns:mc="http://schemas.openxmlformats.org/markup-compatibility/2006" xmlns:aink="http://schemas.microsoft.com/office/drawing/2016/ink" xmlns:am3d="http://schemas.microsoft.com/office/drawing/2017/model3d" xmlns:o="urn:schemas-microsoft-com:office:office" xmlns:oel="http://schemas.microsoft.com/office/2019/extlst" xmlns:r="http://schemas.openxmlformats.org/officeDocument/2006/relationships" xmlns:m="http://schemas.openxmlformats.org/officeDocument/2006/math" xmlns:v="urn:schemas-microsoft-com:vml" xmlns:wp14="http://schemas.microsoft.com/office/word/2010/wordprocessingDrawing" xmlns:wp="http://schemas.openxmlformats.org/drawingml/2006/wordprocessingDrawing" xmlns:w10="urn:schemas-microsoft-com:office:word" xmlns:w="http://schemas.openxmlformats.org/wordprocessingml/2006/main" xmlns:w14="http://schemas.microsoft.com/office/word/2010/wordml" xmlns:w15="http://schemas.microsoft.com/office/word/2012/wordml" xmlns:w16cex="http://schemas.microsoft.com/office/word/2018/wordml/cex" xmlns:w16cid="http://schemas.microsoft.com/office/word/2016/wordml/cid" xmlns:w16="http://schemas.microsoft.com/office/word/2018/wordml" xmlns:w16du="http://schemas.microsoft.com/office/word/2023/wordml/word16du" xmlns:w16sdtdh="http://schemas.microsoft.com/office/word/2020/wordml/sdtdatahash" xmlns:w16se="http://schemas.microsoft.com/office/word/2015/wordml/symex" xmlns:wpg="http://schemas.microsoft.com/office/word/2010/wordprocessingGroup" xmlns:wpi="http://schemas.microsoft.com/office/word/2010/wordprocessingInk" xmlns:wne="http://schemas.microsoft.com/office/word/2006/wordml" xmlns:wps="http://schemas.microsoft.com/office/word/2010/wordprocessingShape" mc:Ignorable="w14 w15 w16se w16cid w16 w16cex w16sdtdh w16du wp14">
+<w:ftr xmlns:wpc="http://schemas.microsoft.com/office/word/2010/wordprocessingCanvas" xmlns:cx="http://schemas.microsoft.com/office/drawing/2014/chartex" xmlns:cx1="http://schemas.microsoft.com/office/drawing/2015/9/8/chartex" xmlns:cx2="http://schemas.microsoft.com/office/drawing/2015/10/21/chartex" xmlns:cx3="http://schemas.microsoft.com/office/drawing/2016/5/9/chartex" xmlns:cx4="http://schemas.microsoft.com/office/drawing/2016/5/10/chartex" xmlns:cx5="http://schemas.microsoft.com/office/drawing/2016/5/11/chartex" xmlns:cx6="http://schemas.microsoft.com/office/drawing/2016/5/12/chartex" xmlns:cx7="http://schemas.microsoft.com/office/drawing/2016/5/13/chartex" xmlns:cx8="http://schemas.microsoft.com/office/drawing/2016/5/14/chartex" xmlns:mc="http://schemas.openxmlformats.org/markup-compatibility/2006" xmlns:aink="http://schemas.microsoft.com/office/drawing/2016/ink" xmlns:am3d="http://schemas.microsoft.com/office/drawing/2017/model3d" xmlns:o="urn:schemas-microsoft-com:office:office" xmlns:oel="http://schemas.microsoft.com/office/2019/extlst" xmlns:r="http://schemas.openxmlformats.org/officeDocument/2006/relationships" xmlns:m="http://schemas.openxmlformats.org/officeDocument/2006/math" xmlns:v="urn:schemas-microsoft-com:vml" xmlns:wp14="http://schemas.microsoft.com/office/word/2010/wordprocessingDrawing" xmlns:wp="http://schemas.openxmlformats.org/drawingml/2006/wordprocessingDrawing" xmlns:w10="urn:schemas-microsoft-com:office:word" xmlns:w="http://schemas.openxmlformats.org/wordprocessingml/2006/main" xmlns:w14="http://schemas.microsoft.com/office/word/2010/wordml" xmlns:w15="http://schemas.microsoft.com/office/word/2012/wordml" xmlns:w16cex="http://schemas.microsoft.com/office/word/2018/wordml/cex" xmlns:w16cid="http://schemas.microsoft.com/office/word/2016/wordml/cid" xmlns:w16="http://schemas.microsoft.com/office/word/2018/wordml" xmlns:w16du="http://schemas.microsoft.com/office/word/2023/wordml/word16du" xmlns:w16sdtdh="http://schemas.microsoft.com/office/word/2020/wordml/sdtdatahash" xmlns:w16sdtfl="http://schemas.microsoft.com/office/word/2024/wordml/sdtformatlock" xmlns:w16se="http://schemas.microsoft.com/office/word/2015/wordml/symex" xmlns:wpg="http://schemas.microsoft.com/office/word/2010/wordprocessingGroup" xmlns:wpi="http://schemas.microsoft.com/office/word/2010/wordprocessingInk" xmlns:wne="http://schemas.microsoft.com/office/word/2006/wordml" xmlns:wps="http://schemas.microsoft.com/office/word/2010/wordprocessingShape" mc:Ignorable="w14 w15 w16se w16cid w16 w16cex w16sdtdh w16sdtfl w16du wp14">
   <w:tbl>
     <w:tblPr>
       <w:tblStyle w:val="Grilledutableau"/>
@@ -1464,7 +1445,7 @@
 </file>
 
 <file path=word/footnotes.xml><?xml version="1.0" encoding="utf-8"?>
-<w:footnotes xmlns:wpc="http://schemas.microsoft.com/office/word/2010/wordprocessingCanvas" xmlns:cx="http://schemas.microsoft.com/office/drawing/2014/chartex" xmlns:cx1="http://schemas.microsoft.com/office/drawing/2015/9/8/chartex" xmlns:cx2="http://schemas.microsoft.com/office/drawing/2015/10/21/chartex" xmlns:cx3="http://schemas.microsoft.com/office/drawing/2016/5/9/chartex" xmlns:cx4="http://schemas.microsoft.com/office/drawing/2016/5/10/chartex" xmlns:cx5="http://schemas.microsoft.com/office/drawing/2016/5/11/chartex" xmlns:cx6="http://schemas.microsoft.com/office/drawing/2016/5/12/chartex" xmlns:cx7="http://schemas.microsoft.com/office/drawing/2016/5/13/chartex" xmlns:cx8="http://schemas.microsoft.com/office/drawing/2016/5/14/chartex" xmlns:mc="http://schemas.openxmlformats.org/markup-compatibility/2006" xmlns:aink="http://schemas.microsoft.com/office/drawing/2016/ink" xmlns:am3d="http://schemas.microsoft.com/office/drawing/2017/model3d" xmlns:o="urn:schemas-microsoft-com:office:office" xmlns:oel="http://schemas.microsoft.com/office/2019/extlst" xmlns:r="http://schemas.openxmlformats.org/officeDocument/2006/relationships" xmlns:m="http://schemas.openxmlformats.org/officeDocument/2006/math" xmlns:v="urn:schemas-microsoft-com:vml" xmlns:wp14="http://schemas.microsoft.com/office/word/2010/wordprocessingDrawing" xmlns:wp="http://schemas.openxmlformats.org/drawingml/2006/wordprocessingDrawing" xmlns:w10="urn:schemas-microsoft-com:office:word" xmlns:w="http://schemas.openxmlformats.org/wordprocessingml/2006/main" xmlns:w14="http://schemas.microsoft.com/office/word/2010/wordml" xmlns:w15="http://schemas.microsoft.com/office/word/2012/wordml" xmlns:w16cex="http://schemas.microsoft.com/office/word/2018/wordml/cex" xmlns:w16cid="http://schemas.microsoft.com/office/word/2016/wordml/cid" xmlns:w16="http://schemas.microsoft.com/office/word/2018/wordml" xmlns:w16du="http://schemas.microsoft.com/office/word/2023/wordml/word16du" xmlns:w16sdtdh="http://schemas.microsoft.com/office/word/2020/wordml/sdtdatahash" xmlns:w16se="http://schemas.microsoft.com/office/word/2015/wordml/symex" xmlns:wpg="http://schemas.microsoft.com/office/word/2010/wordprocessingGroup" xmlns:wpi="http://schemas.microsoft.com/office/word/2010/wordprocessingInk" xmlns:wne="http://schemas.microsoft.com/office/word/2006/wordml" xmlns:wps="http://schemas.microsoft.com/office/word/2010/wordprocessingShape" mc:Ignorable="w14 w15 w16se w16cid w16 w16cex w16sdtdh w16du wp14">
+<w:footnotes xmlns:wpc="http://schemas.microsoft.com/office/word/2010/wordprocessingCanvas" xmlns:cx="http://schemas.microsoft.com/office/drawing/2014/chartex" xmlns:cx1="http://schemas.microsoft.com/office/drawing/2015/9/8/chartex" xmlns:cx2="http://schemas.microsoft.com/office/drawing/2015/10/21/chartex" xmlns:cx3="http://schemas.microsoft.com/office/drawing/2016/5/9/chartex" xmlns:cx4="http://schemas.microsoft.com/office/drawing/2016/5/10/chartex" xmlns:cx5="http://schemas.microsoft.com/office/drawing/2016/5/11/chartex" xmlns:cx6="http://schemas.microsoft.com/office/drawing/2016/5/12/chartex" xmlns:cx7="http://schemas.microsoft.com/office/drawing/2016/5/13/chartex" xmlns:cx8="http://schemas.microsoft.com/office/drawing/2016/5/14/chartex" xmlns:mc="http://schemas.openxmlformats.org/markup-compatibility/2006" xmlns:aink="http://schemas.microsoft.com/office/drawing/2016/ink" xmlns:am3d="http://schemas.microsoft.com/office/drawing/2017/model3d" xmlns:o="urn:schemas-microsoft-com:office:office" xmlns:oel="http://schemas.microsoft.com/office/2019/extlst" xmlns:r="http://schemas.openxmlformats.org/officeDocument/2006/relationships" xmlns:m="http://schemas.openxmlformats.org/officeDocument/2006/math" xmlns:v="urn:schemas-microsoft-com:vml" xmlns:wp14="http://schemas.microsoft.com/office/word/2010/wordprocessingDrawing" xmlns:wp="http://schemas.openxmlformats.org/drawingml/2006/wordprocessingDrawing" xmlns:w10="urn:schemas-microsoft-com:office:word" xmlns:w="http://schemas.openxmlformats.org/wordprocessingml/2006/main" xmlns:w14="http://schemas.microsoft.com/office/word/2010/wordml" xmlns:w15="http://schemas.microsoft.com/office/word/2012/wordml" xmlns:w16cex="http://schemas.microsoft.com/office/word/2018/wordml/cex" xmlns:w16cid="http://schemas.microsoft.com/office/word/2016/wordml/cid" xmlns:w16="http://schemas.microsoft.com/office/word/2018/wordml" xmlns:w16du="http://schemas.microsoft.com/office/word/2023/wordml/word16du" xmlns:w16sdtdh="http://schemas.microsoft.com/office/word/2020/wordml/sdtdatahash" xmlns:w16sdtfl="http://schemas.microsoft.com/office/word/2024/wordml/sdtformatlock" xmlns:w16se="http://schemas.microsoft.com/office/word/2015/wordml/symex" xmlns:wpg="http://schemas.microsoft.com/office/word/2010/wordprocessingGroup" xmlns:wpi="http://schemas.microsoft.com/office/word/2010/wordprocessingInk" xmlns:wne="http://schemas.microsoft.com/office/word/2006/wordml" xmlns:wps="http://schemas.microsoft.com/office/word/2010/wordprocessingShape" mc:Ignorable="w14 w15 w16se w16cid w16 w16cex w16sdtdh w16sdtfl w16du wp14">
   <w:footnote w:type="separator" w:id="-1">
     <w:p>
       <w:pPr>
@@ -1489,7 +1470,7 @@
 </file>
 
 <file path=word/header1.xml><?xml version="1.0" encoding="utf-8"?>
-<w:hdr xmlns:wpc="http://schemas.microsoft.com/office/word/2010/wordprocessingCanvas" xmlns:cx="http://schemas.microsoft.com/office/drawing/2014/chartex" xmlns:cx1="http://schemas.microsoft.com/office/drawing/2015/9/8/chartex" xmlns:cx2="http://schemas.microsoft.com/office/drawing/2015/10/21/chartex" xmlns:cx3="http://schemas.microsoft.com/office/drawing/2016/5/9/chartex" xmlns:cx4="http://schemas.microsoft.com/office/drawing/2016/5/10/chartex" xmlns:cx5="http://schemas.microsoft.com/office/drawing/2016/5/11/chartex" xmlns:cx6="http://schemas.microsoft.com/office/drawing/2016/5/12/chartex" xmlns:cx7="http://schemas.microsoft.com/office/drawing/2016/5/13/chartex" xmlns:cx8="http://schemas.microsoft.com/office/drawing/2016/5/14/chartex" xmlns:mc="http://schemas.openxmlformats.org/markup-compatibility/2006" xmlns:aink="http://schemas.microsoft.com/office/drawing/2016/ink" xmlns:am3d="http://schemas.microsoft.com/office/drawing/2017/model3d" xmlns:o="urn:schemas-microsoft-com:office:office" xmlns:oel="http://schemas.microsoft.com/office/2019/extlst" xmlns:r="http://schemas.openxmlformats.org/officeDocument/2006/relationships" xmlns:m="http://schemas.openxmlformats.org/officeDocument/2006/math" xmlns:v="urn:schemas-microsoft-com:vml" xmlns:wp14="http://schemas.microsoft.com/office/word/2010/wordprocessingDrawing" xmlns:wp="http://schemas.openxmlformats.org/drawingml/2006/wordprocessingDrawing" xmlns:w10="urn:schemas-microsoft-com:office:word" xmlns:w="http://schemas.openxmlformats.org/wordprocessingml/2006/main" xmlns:w14="http://schemas.microsoft.com/office/word/2010/wordml" xmlns:w15="http://schemas.microsoft.com/office/word/2012/wordml" xmlns:w16cex="http://schemas.microsoft.com/office/word/2018/wordml/cex" xmlns:w16cid="http://schemas.microsoft.com/office/word/2016/wordml/cid" xmlns:w16="http://schemas.microsoft.com/office/word/2018/wordml" xmlns:w16du="http://schemas.microsoft.com/office/word/2023/wordml/word16du" xmlns:w16sdtdh="http://schemas.microsoft.com/office/word/2020/wordml/sdtdatahash" xmlns:w16se="http://schemas.microsoft.com/office/word/2015/wordml/symex" xmlns:wpg="http://schemas.microsoft.com/office/word/2010/wordprocessingGroup" xmlns:wpi="http://schemas.microsoft.com/office/word/2010/wordprocessingInk" xmlns:wne="http://schemas.microsoft.com/office/word/2006/wordml" xmlns:wps="http://schemas.microsoft.com/office/word/2010/wordprocessingShape" mc:Ignorable="w14 w15 w16se w16cid w16 w16cex w16sdtdh w16du wp14">
+<w:hdr xmlns:wpc="http://schemas.microsoft.com/office/word/2010/wordprocessingCanvas" xmlns:cx="http://schemas.microsoft.com/office/drawing/2014/chartex" xmlns:cx1="http://schemas.microsoft.com/office/drawing/2015/9/8/chartex" xmlns:cx2="http://schemas.microsoft.com/office/drawing/2015/10/21/chartex" xmlns:cx3="http://schemas.microsoft.com/office/drawing/2016/5/9/chartex" xmlns:cx4="http://schemas.microsoft.com/office/drawing/2016/5/10/chartex" xmlns:cx5="http://schemas.microsoft.com/office/drawing/2016/5/11/chartex" xmlns:cx6="http://schemas.microsoft.com/office/drawing/2016/5/12/chartex" xmlns:cx7="http://schemas.microsoft.com/office/drawing/2016/5/13/chartex" xmlns:cx8="http://schemas.microsoft.com/office/drawing/2016/5/14/chartex" xmlns:mc="http://schemas.openxmlformats.org/markup-compatibility/2006" xmlns:aink="http://schemas.microsoft.com/office/drawing/2016/ink" xmlns:am3d="http://schemas.microsoft.com/office/drawing/2017/model3d" xmlns:o="urn:schemas-microsoft-com:office:office" xmlns:oel="http://schemas.microsoft.com/office/2019/extlst" xmlns:r="http://schemas.openxmlformats.org/officeDocument/2006/relationships" xmlns:m="http://schemas.openxmlformats.org/officeDocument/2006/math" xmlns:v="urn:schemas-microsoft-com:vml" xmlns:wp14="http://schemas.microsoft.com/office/word/2010/wordprocessingDrawing" xmlns:wp="http://schemas.openxmlformats.org/drawingml/2006/wordprocessingDrawing" xmlns:w10="urn:schemas-microsoft-com:office:word" xmlns:w="http://schemas.openxmlformats.org/wordprocessingml/2006/main" xmlns:w14="http://schemas.microsoft.com/office/word/2010/wordml" xmlns:w15="http://schemas.microsoft.com/office/word/2012/wordml" xmlns:w16cex="http://schemas.microsoft.com/office/word/2018/wordml/cex" xmlns:w16cid="http://schemas.microsoft.com/office/word/2016/wordml/cid" xmlns:w16="http://schemas.microsoft.com/office/word/2018/wordml" xmlns:w16du="http://schemas.microsoft.com/office/word/2023/wordml/word16du" xmlns:w16sdtdh="http://schemas.microsoft.com/office/word/2020/wordml/sdtdatahash" xmlns:w16sdtfl="http://schemas.microsoft.com/office/word/2024/wordml/sdtformatlock" xmlns:w16se="http://schemas.microsoft.com/office/word/2015/wordml/symex" xmlns:wpg="http://schemas.microsoft.com/office/word/2010/wordprocessingGroup" xmlns:wpi="http://schemas.microsoft.com/office/word/2010/wordprocessingInk" xmlns:wne="http://schemas.microsoft.com/office/word/2006/wordml" xmlns:wps="http://schemas.microsoft.com/office/word/2010/wordprocessingShape" mc:Ignorable="w14 w15 w16se w16cid w16 w16cex w16sdtdh w16sdtfl w16du wp14">
   <w:tbl>
     <w:tblPr>
       <w:tblStyle w:val="Grilledutableau"/>
@@ -1678,7 +1659,7 @@
 </file>
 
 <file path=word/header2.xml><?xml version="1.0" encoding="utf-8"?>
-<w:hdr xmlns:wpc="http://schemas.microsoft.com/office/word/2010/wordprocessingCanvas" xmlns:cx="http://schemas.microsoft.com/office/drawing/2014/chartex" xmlns:cx1="http://schemas.microsoft.com/office/drawing/2015/9/8/chartex" xmlns:cx2="http://schemas.microsoft.com/office/drawing/2015/10/21/chartex" xmlns:cx3="http://schemas.microsoft.com/office/drawing/2016/5/9/chartex" xmlns:cx4="http://schemas.microsoft.com/office/drawing/2016/5/10/chartex" xmlns:cx5="http://schemas.microsoft.com/office/drawing/2016/5/11/chartex" xmlns:cx6="http://schemas.microsoft.com/office/drawing/2016/5/12/chartex" xmlns:cx7="http://schemas.microsoft.com/office/drawing/2016/5/13/chartex" xmlns:cx8="http://schemas.microsoft.com/office/drawing/2016/5/14/chartex" xmlns:mc="http://schemas.openxmlformats.org/markup-compatibility/2006" xmlns:aink="http://schemas.microsoft.com/office/drawing/2016/ink" xmlns:am3d="http://schemas.microsoft.com/office/drawing/2017/model3d" xmlns:o="urn:schemas-microsoft-com:office:office" xmlns:oel="http://schemas.microsoft.com/office/2019/extlst" xmlns:r="http://schemas.openxmlformats.org/officeDocument/2006/relationships" xmlns:m="http://schemas.openxmlformats.org/officeDocument/2006/math" xmlns:v="urn:schemas-microsoft-com:vml" xmlns:wp14="http://schemas.microsoft.com/office/word/2010/wordprocessingDrawing" xmlns:wp="http://schemas.openxmlformats.org/drawingml/2006/wordprocessingDrawing" xmlns:w10="urn:schemas-microsoft-com:office:word" xmlns:w="http://schemas.openxmlformats.org/wordprocessingml/2006/main" xmlns:w14="http://schemas.microsoft.com/office/word/2010/wordml" xmlns:w15="http://schemas.microsoft.com/office/word/2012/wordml" xmlns:w16cex="http://schemas.microsoft.com/office/word/2018/wordml/cex" xmlns:w16cid="http://schemas.microsoft.com/office/word/2016/wordml/cid" xmlns:w16="http://schemas.microsoft.com/office/word/2018/wordml" xmlns:w16du="http://schemas.microsoft.com/office/word/2023/wordml/word16du" xmlns:w16sdtdh="http://schemas.microsoft.com/office/word/2020/wordml/sdtdatahash" xmlns:w16se="http://schemas.microsoft.com/office/word/2015/wordml/symex" xmlns:wpg="http://schemas.microsoft.com/office/word/2010/wordprocessingGroup" xmlns:wpi="http://schemas.microsoft.com/office/word/2010/wordprocessingInk" xmlns:wne="http://schemas.microsoft.com/office/word/2006/wordml" xmlns:wps="http://schemas.microsoft.com/office/word/2010/wordprocessingShape" mc:Ignorable="w14 w15 w16se w16cid w16 w16cex w16sdtdh w16du wp14">
+<w:hdr xmlns:wpc="http://schemas.microsoft.com/office/word/2010/wordprocessingCanvas" xmlns:cx="http://schemas.microsoft.com/office/drawing/2014/chartex" xmlns:cx1="http://schemas.microsoft.com/office/drawing/2015/9/8/chartex" xmlns:cx2="http://schemas.microsoft.com/office/drawing/2015/10/21/chartex" xmlns:cx3="http://schemas.microsoft.com/office/drawing/2016/5/9/chartex" xmlns:cx4="http://schemas.microsoft.com/office/drawing/2016/5/10/chartex" xmlns:cx5="http://schemas.microsoft.com/office/drawing/2016/5/11/chartex" xmlns:cx6="http://schemas.microsoft.com/office/drawing/2016/5/12/chartex" xmlns:cx7="http://schemas.microsoft.com/office/drawing/2016/5/13/chartex" xmlns:cx8="http://schemas.microsoft.com/office/drawing/2016/5/14/chartex" xmlns:mc="http://schemas.openxmlformats.org/markup-compatibility/2006" xmlns:aink="http://schemas.microsoft.com/office/drawing/2016/ink" xmlns:am3d="http://schemas.microsoft.com/office/drawing/2017/model3d" xmlns:o="urn:schemas-microsoft-com:office:office" xmlns:oel="http://schemas.microsoft.com/office/2019/extlst" xmlns:r="http://schemas.openxmlformats.org/officeDocument/2006/relationships" xmlns:m="http://schemas.openxmlformats.org/officeDocument/2006/math" xmlns:v="urn:schemas-microsoft-com:vml" xmlns:wp14="http://schemas.microsoft.com/office/word/2010/wordprocessingDrawing" xmlns:wp="http://schemas.openxmlformats.org/drawingml/2006/wordprocessingDrawing" xmlns:w10="urn:schemas-microsoft-com:office:word" xmlns:w="http://schemas.openxmlformats.org/wordprocessingml/2006/main" xmlns:w14="http://schemas.microsoft.com/office/word/2010/wordml" xmlns:w15="http://schemas.microsoft.com/office/word/2012/wordml" xmlns:w16cex="http://schemas.microsoft.com/office/word/2018/wordml/cex" xmlns:w16cid="http://schemas.microsoft.com/office/word/2016/wordml/cid" xmlns:w16="http://schemas.microsoft.com/office/word/2018/wordml" xmlns:w16du="http://schemas.microsoft.com/office/word/2023/wordml/word16du" xmlns:w16sdtdh="http://schemas.microsoft.com/office/word/2020/wordml/sdtdatahash" xmlns:w16sdtfl="http://schemas.microsoft.com/office/word/2024/wordml/sdtformatlock" xmlns:w16se="http://schemas.microsoft.com/office/word/2015/wordml/symex" xmlns:wpg="http://schemas.microsoft.com/office/word/2010/wordprocessingGroup" xmlns:wpi="http://schemas.microsoft.com/office/word/2010/wordprocessingInk" xmlns:wne="http://schemas.microsoft.com/office/word/2006/wordml" xmlns:wps="http://schemas.microsoft.com/office/word/2010/wordprocessingShape" mc:Ignorable="w14 w15 w16se w16cid w16 w16cex w16sdtdh w16sdtfl w16du wp14">
   <w:tbl>
     <w:tblPr>
       <w:tblStyle w:val="Grilledutableau"/>
@@ -1867,7 +1848,7 @@
 </file>
 
 <file path=word/numbering.xml><?xml version="1.0" encoding="utf-8"?>
-<w:numbering xmlns:wpc="http://schemas.microsoft.com/office/word/2010/wordprocessingCanvas" xmlns:cx="http://schemas.microsoft.com/office/drawing/2014/chartex" xmlns:cx1="http://schemas.microsoft.com/office/drawing/2015/9/8/chartex" xmlns:cx2="http://schemas.microsoft.com/office/drawing/2015/10/21/chartex" xmlns:cx3="http://schemas.microsoft.com/office/drawing/2016/5/9/chartex" xmlns:cx4="http://schemas.microsoft.com/office/drawing/2016/5/10/chartex" xmlns:cx5="http://schemas.microsoft.com/office/drawing/2016/5/11/chartex" xmlns:cx6="http://schemas.microsoft.com/office/drawing/2016/5/12/chartex" xmlns:cx7="http://schemas.microsoft.com/office/drawing/2016/5/13/chartex" xmlns:cx8="http://schemas.microsoft.com/office/drawing/2016/5/14/chartex" xmlns:mc="http://schemas.openxmlformats.org/markup-compatibility/2006" xmlns:aink="http://schemas.microsoft.com/office/drawing/2016/ink" xmlns:am3d="http://schemas.microsoft.com/office/drawing/2017/model3d" xmlns:o="urn:schemas-microsoft-com:office:office" xmlns:oel="http://schemas.microsoft.com/office/2019/extlst" xmlns:r="http://schemas.openxmlformats.org/officeDocument/2006/relationships" xmlns:m="http://schemas.openxmlformats.org/officeDocument/2006/math" xmlns:v="urn:schemas-microsoft-com:vml" xmlns:wp14="http://schemas.microsoft.com/office/word/2010/wordprocessingDrawing" xmlns:wp="http://schemas.openxmlformats.org/drawingml/2006/wordprocessingDrawing" xmlns:w10="urn:schemas-microsoft-com:office:word" xmlns:w="http://schemas.openxmlformats.org/wordprocessingml/2006/main" xmlns:w14="http://schemas.microsoft.com/office/word/2010/wordml" xmlns:w15="http://schemas.microsoft.com/office/word/2012/wordml" xmlns:w16cex="http://schemas.microsoft.com/office/word/2018/wordml/cex" xmlns:w16cid="http://schemas.microsoft.com/office/word/2016/wordml/cid" xmlns:w16="http://schemas.microsoft.com/office/word/2018/wordml" xmlns:w16du="http://schemas.microsoft.com/office/word/2023/wordml/word16du" xmlns:w16sdtdh="http://schemas.microsoft.com/office/word/2020/wordml/sdtdatahash" xmlns:w16se="http://schemas.microsoft.com/office/word/2015/wordml/symex" xmlns:wpg="http://schemas.microsoft.com/office/word/2010/wordprocessingGroup" xmlns:wpi="http://schemas.microsoft.com/office/word/2010/wordprocessingInk" xmlns:wne="http://schemas.microsoft.com/office/word/2006/wordml" xmlns:wps="http://schemas.microsoft.com/office/word/2010/wordprocessingShape" mc:Ignorable="w14 w15 w16se w16cid w16 w16cex w16sdtdh w16du wp14">
+<w:numbering xmlns:wpc="http://schemas.microsoft.com/office/word/2010/wordprocessingCanvas" xmlns:cx="http://schemas.microsoft.com/office/drawing/2014/chartex" xmlns:cx1="http://schemas.microsoft.com/office/drawing/2015/9/8/chartex" xmlns:cx2="http://schemas.microsoft.com/office/drawing/2015/10/21/chartex" xmlns:cx3="http://schemas.microsoft.com/office/drawing/2016/5/9/chartex" xmlns:cx4="http://schemas.microsoft.com/office/drawing/2016/5/10/chartex" xmlns:cx5="http://schemas.microsoft.com/office/drawing/2016/5/11/chartex" xmlns:cx6="http://schemas.microsoft.com/office/drawing/2016/5/12/chartex" xmlns:cx7="http://schemas.microsoft.com/office/drawing/2016/5/13/chartex" xmlns:cx8="http://schemas.microsoft.com/office/drawing/2016/5/14/chartex" xmlns:mc="http://schemas.openxmlformats.org/markup-compatibility/2006" xmlns:aink="http://schemas.microsoft.com/office/drawing/2016/ink" xmlns:am3d="http://schemas.microsoft.com/office/drawing/2017/model3d" xmlns:o="urn:schemas-microsoft-com:office:office" xmlns:oel="http://schemas.microsoft.com/office/2019/extlst" xmlns:r="http://schemas.openxmlformats.org/officeDocument/2006/relationships" xmlns:m="http://schemas.openxmlformats.org/officeDocument/2006/math" xmlns:v="urn:schemas-microsoft-com:vml" xmlns:wp14="http://schemas.microsoft.com/office/word/2010/wordprocessingDrawing" xmlns:wp="http://schemas.openxmlformats.org/drawingml/2006/wordprocessingDrawing" xmlns:w10="urn:schemas-microsoft-com:office:word" xmlns:w="http://schemas.openxmlformats.org/wordprocessingml/2006/main" xmlns:w14="http://schemas.microsoft.com/office/word/2010/wordml" xmlns:w15="http://schemas.microsoft.com/office/word/2012/wordml" xmlns:w16cex="http://schemas.microsoft.com/office/word/2018/wordml/cex" xmlns:w16cid="http://schemas.microsoft.com/office/word/2016/wordml/cid" xmlns:w16="http://schemas.microsoft.com/office/word/2018/wordml" xmlns:w16du="http://schemas.microsoft.com/office/word/2023/wordml/word16du" xmlns:w16sdtdh="http://schemas.microsoft.com/office/word/2020/wordml/sdtdatahash" xmlns:w16sdtfl="http://schemas.microsoft.com/office/word/2024/wordml/sdtformatlock" xmlns:w16se="http://schemas.microsoft.com/office/word/2015/wordml/symex" xmlns:wpg="http://schemas.microsoft.com/office/word/2010/wordprocessingGroup" xmlns:wpi="http://schemas.microsoft.com/office/word/2010/wordprocessingInk" xmlns:wne="http://schemas.microsoft.com/office/word/2006/wordml" xmlns:wps="http://schemas.microsoft.com/office/word/2010/wordprocessingShape" mc:Ignorable="w14 w15 w16se w16cid w16 w16cex w16sdtdh w16sdtfl w16du wp14">
   <w:abstractNum w:abstractNumId="0" w15:restartNumberingAfterBreak="0">
     <w:nsid w:val="003C303B"/>
     <w:multiLevelType w:val="hybridMultilevel"/>
@@ -3482,7 +3463,7 @@
 </file>
 
 <file path=word/styles.xml><?xml version="1.0" encoding="utf-8"?>
-<w:styles xmlns:mc="http://schemas.openxmlformats.org/markup-compatibility/2006" xmlns:r="http://schemas.openxmlformats.org/officeDocument/2006/relationships" xmlns:w="http://schemas.openxmlformats.org/wordprocessingml/2006/main" xmlns:w14="http://schemas.microsoft.com/office/word/2010/wordml" xmlns:w15="http://schemas.microsoft.com/office/word/2012/wordml" xmlns:w16cex="http://schemas.microsoft.com/office/word/2018/wordml/cex" xmlns:w16cid="http://schemas.microsoft.com/office/word/2016/wordml/cid" xmlns:w16="http://schemas.microsoft.com/office/word/2018/wordml" xmlns:w16du="http://schemas.microsoft.com/office/word/2023/wordml/word16du" xmlns:w16sdtdh="http://schemas.microsoft.com/office/word/2020/wordml/sdtdatahash" xmlns:w16se="http://schemas.microsoft.com/office/word/2015/wordml/symex" mc:Ignorable="w14 w15 w16se w16cid w16 w16cex w16sdtdh w16du">
+<w:styles xmlns:mc="http://schemas.openxmlformats.org/markup-compatibility/2006" xmlns:r="http://schemas.openxmlformats.org/officeDocument/2006/relationships" xmlns:w="http://schemas.openxmlformats.org/wordprocessingml/2006/main" xmlns:w14="http://schemas.microsoft.com/office/word/2010/wordml" xmlns:w15="http://schemas.microsoft.com/office/word/2012/wordml" xmlns:w16cex="http://schemas.microsoft.com/office/word/2018/wordml/cex" xmlns:w16cid="http://schemas.microsoft.com/office/word/2016/wordml/cid" xmlns:w16="http://schemas.microsoft.com/office/word/2018/wordml" xmlns:w16du="http://schemas.microsoft.com/office/word/2023/wordml/word16du" xmlns:w16sdtdh="http://schemas.microsoft.com/office/word/2020/wordml/sdtdatahash" xmlns:w16sdtfl="http://schemas.microsoft.com/office/word/2024/wordml/sdtformatlock" xmlns:w16se="http://schemas.microsoft.com/office/word/2015/wordml/symex" mc:Ignorable="w14 w15 w16se w16cid w16 w16cex w16sdtdh w16sdtfl w16du">
   <w:docDefaults>
     <w:rPrDefault>
       <w:rPr>

--- a/09_Dimensionnement_Actionneur_Dynamique/19_Sympact_09_Dimensionnement_Actionneur.docx
+++ b/09_Dimensionnement_Actionneur_Dynamique/19_Sympact_09_Dimensionnement_Actionneur.docx
@@ -20,7 +20,13 @@
         <w:t>–</w:t>
       </w:r>
       <w:r>
-        <w:t xml:space="preserve"> 45</w:t>
+        <w:t xml:space="preserve"> </w:t>
+      </w:r>
+      <w:r>
+        <w:t xml:space="preserve">Energétique – </w:t>
+      </w:r>
+      <w:r>
+        <w:t>90</w:t>
       </w:r>
       <w:r>
         <w:t xml:space="preserve"> minutes</w:t>
@@ -284,29 +290,375 @@
                 <w:b/>
                 <w:bCs/>
               </w:rPr>
-              <w:t xml:space="preserve">Dans une démarcher conception, on souhaite dimensionner le moteur </w:t>
-            </w:r>
-            <w:r>
+              <w:t>Dans une démarcher conception, on souhaite dimensionner le moteur permettant l’ouverture de la barrière. On cherche donc à connaître le couple et la vitesse de rotation que doit pouvoir fournir ce moteur.</w:t>
+            </w:r>
+          </w:p>
+        </w:tc>
+      </w:tr>
+    </w:tbl>
+    <w:p/>
+    <w:tbl>
+      <w:tblPr>
+        <w:tblStyle w:val="Grilledutableau"/>
+        <w:tblW w:w="0" w:type="auto"/>
+        <w:tblBorders>
+          <w:top w:val="single" w:sz="4" w:space="0" w:color="C00000"/>
+          <w:left w:val="single" w:sz="4" w:space="0" w:color="C00000"/>
+          <w:bottom w:val="single" w:sz="4" w:space="0" w:color="C00000"/>
+          <w:right w:val="single" w:sz="4" w:space="0" w:color="C00000"/>
+          <w:insideH w:val="none" w:sz="0" w:space="0" w:color="auto"/>
+          <w:insideV w:val="none" w:sz="0" w:space="0" w:color="auto"/>
+        </w:tblBorders>
+        <w:shd w:val="clear" w:color="auto" w:fill="FFD5D5"/>
+        <w:tblLook w:val="04A0" w:firstRow="1" w:lastRow="0" w:firstColumn="1" w:lastColumn="0" w:noHBand="0" w:noVBand="1"/>
+      </w:tblPr>
+      <w:tblGrid>
+        <w:gridCol w:w="506"/>
+        <w:gridCol w:w="9688"/>
+      </w:tblGrid>
+      <w:tr>
+        <w:trPr>
+          <w:cantSplit/>
+          <w:trHeight w:val="1088"/>
+        </w:trPr>
+        <w:tc>
+          <w:tcPr>
+            <w:tcW w:w="506" w:type="dxa"/>
+            <w:shd w:val="clear" w:color="auto" w:fill="FFD5D5"/>
+            <w:textDirection w:val="btLr"/>
+            <w:vAlign w:val="center"/>
+          </w:tcPr>
+          <w:p>
+            <w:pPr>
+              <w:ind w:left="113" w:right="113"/>
+              <w:jc w:val="center"/>
+              <w:rPr>
+                <w:rFonts w:ascii="Tw Cen MT" w:hAnsi="Tw Cen MT"/>
+                <w:b/>
+                <w:lang w:eastAsia="fr-FR"/>
+              </w:rPr>
+            </w:pPr>
+            <w:r>
+              <w:rPr>
+                <w:rFonts w:ascii="Tw Cen MT" w:hAnsi="Tw Cen MT"/>
+                <w:b/>
+                <w:sz w:val="22"/>
+                <w:szCs w:val="24"/>
+                <w:lang w:eastAsia="fr-FR"/>
+              </w:rPr>
+              <w:t>Prérequis</w:t>
+            </w:r>
+          </w:p>
+        </w:tc>
+        <w:tc>
+          <w:tcPr>
+            <w:tcW w:w="9688" w:type="dxa"/>
+            <w:shd w:val="clear" w:color="auto" w:fill="FFD5D5"/>
+            <w:vAlign w:val="center"/>
+          </w:tcPr>
+          <w:p>
+            <w:pPr>
+              <w:spacing w:line="240" w:lineRule="auto"/>
+              <w:jc w:val="left"/>
               <w:rPr>
                 <w:b/>
                 <w:bCs/>
               </w:rPr>
-              <w:t>permettant l</w:t>
-            </w:r>
+            </w:pPr>
             <w:r>
               <w:rPr>
                 <w:b/>
                 <w:bCs/>
               </w:rPr>
-              <w:t>’ouverture de la barrière</w:t>
-            </w:r>
+              <w:t>Pour réaliser ce TP il est nécessaire de maîtriser les TP suivants</w:t>
+            </w:r>
+          </w:p>
+          <w:p>
+            <w:pPr>
+              <w:pStyle w:val="Paragraphedeliste"/>
+              <w:numPr>
+                <w:ilvl w:val="0"/>
+                <w:numId w:val="15"/>
+              </w:numPr>
+              <w:spacing w:line="240" w:lineRule="auto"/>
+              <w:jc w:val="left"/>
+            </w:pPr>
+            <w:r>
+              <w:t xml:space="preserve">Détermination de la loi entrée sortie géométrique réalisée dans le cadre du TP </w:t>
+            </w:r>
+            <w:r>
+              <w:t>19_Sympact_04a_ResolutionGéométrique</w:t>
+            </w:r>
+            <w:r>
+              <w:t xml:space="preserve">. </w:t>
+            </w:r>
+          </w:p>
+          <w:p>
+            <w:pPr>
+              <w:pStyle w:val="Paragraphedeliste"/>
+              <w:numPr>
+                <w:ilvl w:val="0"/>
+                <w:numId w:val="17"/>
+              </w:numPr>
+              <w:spacing w:line="240" w:lineRule="auto"/>
+              <w:jc w:val="left"/>
+            </w:pPr>
+            <w:r>
+              <w:t>Les éléments de corrigés sont présents ici :.</w:t>
+            </w:r>
+          </w:p>
+          <w:p>
+            <w:pPr>
+              <w:pStyle w:val="Paragraphedeliste"/>
+              <w:numPr>
+                <w:ilvl w:val="0"/>
+                <w:numId w:val="15"/>
+              </w:numPr>
+              <w:spacing w:line="240" w:lineRule="auto"/>
+              <w:jc w:val="left"/>
+            </w:pPr>
+            <w:r>
+              <w:t>Détermination d’une loi en trapèze :</w:t>
+            </w:r>
+          </w:p>
+          <w:p>
+            <w:pPr>
+              <w:pStyle w:val="Paragraphedeliste"/>
+              <w:numPr>
+                <w:ilvl w:val="1"/>
+                <w:numId w:val="15"/>
+              </w:numPr>
+              <w:spacing w:line="240" w:lineRule="auto"/>
+              <w:jc w:val="left"/>
+            </w:pPr>
+            <w:r>
+              <w:t xml:space="preserve">Sujet : </w:t>
+            </w:r>
+            <w:hyperlink r:id="rId7" w:history="1">
+              <w:r>
+                <w:rPr>
+                  <w:rStyle w:val="Lienhypertexte"/>
+                </w:rPr>
+                <w:t>https://capytale2.ac-paris.fr/web/c/809d-7465170</w:t>
+              </w:r>
+            </w:hyperlink>
+          </w:p>
+          <w:p>
+            <w:pPr>
+              <w:pStyle w:val="Paragraphedeliste"/>
+              <w:numPr>
+                <w:ilvl w:val="1"/>
+                <w:numId w:val="15"/>
+              </w:numPr>
+              <w:spacing w:line="240" w:lineRule="auto"/>
+              <w:jc w:val="left"/>
+            </w:pPr>
+            <w:r>
+              <w:t xml:space="preserve">Corrigé </w:t>
+            </w:r>
+            <w:hyperlink r:id="rId8" w:history="1">
+              <w:r>
+                <w:rPr>
+                  <w:rStyle w:val="Lienhypertexte"/>
+                </w:rPr>
+                <w:t>https://capytale2.ac-paris.fr/web/c/890c-7476389</w:t>
+              </w:r>
+            </w:hyperlink>
+          </w:p>
+          <w:p>
+            <w:pPr>
+              <w:pStyle w:val="Paragraphedeliste"/>
+              <w:spacing w:line="240" w:lineRule="auto"/>
+              <w:ind w:left="1440"/>
+              <w:jc w:val="left"/>
+            </w:pPr>
+            <w:r>
+              <w:t xml:space="preserve">Mode d’utilisation : </w:t>
+            </w:r>
+            <w:proofErr w:type="spellStart"/>
+            <w:r>
+              <w:t>les_t,les_x,les_</w:t>
+            </w:r>
+            <w:r>
+              <w:t>v</w:t>
+            </w:r>
+            <w:r>
+              <w:t>,les_a</w:t>
+            </w:r>
+            <w:proofErr w:type="spellEnd"/>
+            <w:r>
+              <w:t xml:space="preserve"> = </w:t>
+            </w:r>
+            <w:proofErr w:type="spellStart"/>
+            <w:r>
+              <w:t>calcule_profil</w:t>
+            </w:r>
+            <w:proofErr w:type="spellEnd"/>
+            <w:r>
+              <w:t xml:space="preserve">(L, </w:t>
+            </w:r>
+            <w:proofErr w:type="spellStart"/>
+            <w:r>
+              <w:t>vmax</w:t>
+            </w:r>
+            <w:proofErr w:type="spellEnd"/>
+            <w:r>
+              <w:t xml:space="preserve">, </w:t>
+            </w:r>
+            <w:proofErr w:type="spellStart"/>
+            <w:r>
+              <w:t>amax</w:t>
+            </w:r>
+            <w:proofErr w:type="spellEnd"/>
+            <w:r>
+              <w:t xml:space="preserve">, </w:t>
+            </w:r>
+            <w:proofErr w:type="spellStart"/>
+            <w:r>
+              <w:t>dt</w:t>
+            </w:r>
+            <w:proofErr w:type="spellEnd"/>
+            <w:r>
+              <w:t>)</w:t>
+            </w:r>
+            <w:r>
+              <w:t xml:space="preserve"> avec : </w:t>
+            </w:r>
+          </w:p>
+          <w:p>
+            <w:pPr>
+              <w:pStyle w:val="Paragraphedeliste"/>
+              <w:numPr>
+                <w:ilvl w:val="0"/>
+                <w:numId w:val="16"/>
+              </w:numPr>
+              <w:spacing w:line="240" w:lineRule="auto"/>
+              <w:jc w:val="left"/>
+            </w:pPr>
+            <w:proofErr w:type="spellStart"/>
+            <w:r>
+              <w:t>les_t</w:t>
+            </w:r>
+            <w:proofErr w:type="spellEnd"/>
+            <w:r>
+              <w:t xml:space="preserve">, </w:t>
+            </w:r>
+            <w:proofErr w:type="spellStart"/>
+            <w:r>
+              <w:t>les_x</w:t>
+            </w:r>
+            <w:proofErr w:type="spellEnd"/>
+            <w:r>
+              <w:t xml:space="preserve">, </w:t>
+            </w:r>
+            <w:proofErr w:type="spellStart"/>
+            <w:r>
+              <w:t>les_v</w:t>
+            </w:r>
+            <w:proofErr w:type="spellEnd"/>
+            <w:r>
+              <w:t xml:space="preserve">, </w:t>
+            </w:r>
+            <w:proofErr w:type="spellStart"/>
+            <w:r>
+              <w:t>les_a</w:t>
+            </w:r>
+            <w:proofErr w:type="spellEnd"/>
+            <w:r>
+              <w:t xml:space="preserve"> les temps, positions, vitesses et accélérations calculées,</w:t>
+            </w:r>
+          </w:p>
+          <w:p>
+            <w:pPr>
+              <w:pStyle w:val="Paragraphedeliste"/>
+              <w:numPr>
+                <w:ilvl w:val="0"/>
+                <w:numId w:val="16"/>
+              </w:numPr>
+              <w:spacing w:line="240" w:lineRule="auto"/>
+              <w:jc w:val="left"/>
+            </w:pPr>
+            <w:r>
+              <w:t>L : distance à parcourir (en m ou en rad),</w:t>
+            </w:r>
+          </w:p>
+          <w:p>
+            <w:pPr>
+              <w:pStyle w:val="Paragraphedeliste"/>
+              <w:numPr>
+                <w:ilvl w:val="0"/>
+                <w:numId w:val="16"/>
+              </w:numPr>
+              <w:spacing w:line="240" w:lineRule="auto"/>
+              <w:jc w:val="left"/>
+            </w:pPr>
+            <w:proofErr w:type="spellStart"/>
+            <w:r>
+              <w:t>vmax</w:t>
+            </w:r>
+            <w:proofErr w:type="spellEnd"/>
+            <w:r>
+              <w:t> : vitesse maximale de l’actionneur (en m/s ou en rad/s),</w:t>
+            </w:r>
+          </w:p>
+          <w:p>
+            <w:pPr>
+              <w:pStyle w:val="Paragraphedeliste"/>
+              <w:numPr>
+                <w:ilvl w:val="0"/>
+                <w:numId w:val="16"/>
+              </w:numPr>
+              <w:spacing w:line="240" w:lineRule="auto"/>
+              <w:jc w:val="left"/>
+            </w:pPr>
+            <w:proofErr w:type="spellStart"/>
+            <w:r>
+              <w:t>amax</w:t>
+            </w:r>
+            <w:proofErr w:type="spellEnd"/>
+            <w:r>
+              <w:t> : accélération maximale de l’actionneur (en m/s² ou en rad/s²),</w:t>
+            </w:r>
+          </w:p>
+          <w:p>
+            <w:pPr>
+              <w:pStyle w:val="Paragraphedeliste"/>
+              <w:numPr>
+                <w:ilvl w:val="0"/>
+                <w:numId w:val="16"/>
+              </w:numPr>
+              <w:spacing w:line="240" w:lineRule="auto"/>
+              <w:jc w:val="left"/>
+            </w:pPr>
+            <w:proofErr w:type="spellStart"/>
+            <w:r>
+              <w:t>dt</w:t>
+            </w:r>
+            <w:proofErr w:type="spellEnd"/>
+            <w:r>
+              <w:t> : pas de temps de votre simulation.</w:t>
+            </w:r>
+          </w:p>
+          <w:p>
+            <w:pPr>
+              <w:spacing w:line="240" w:lineRule="auto"/>
+              <w:jc w:val="left"/>
+            </w:pPr>
             <w:r>
               <w:rPr>
-                <w:b/>
-                <w:bCs/>
+                <w:highlight w:val="yellow"/>
               </w:rPr>
-              <w:t>. On cherche donc à connaître le couple et la vitesse de rotation que doit pouvoir fournir ce moteur.</w:t>
-            </w:r>
+              <w:t>DONNER LE FICHIER CAPYTALE AVEC LA LOI EN TRAPEZE</w:t>
+            </w:r>
+            <w:r>
+              <w:t xml:space="preserve"> et le loi géométrique</w:t>
+            </w:r>
+          </w:p>
+          <w:p>
+            <w:pPr>
+              <w:spacing w:line="240" w:lineRule="auto"/>
+              <w:jc w:val="left"/>
+            </w:pPr>
           </w:p>
         </w:tc>
       </w:tr>
@@ -339,9 +691,16 @@
         <w:tc>
           <w:tcPr>
             <w:tcW w:w="846" w:type="dxa"/>
+            <w:tcBorders>
+              <w:top w:val="single" w:sz="4" w:space="0" w:color="002060"/>
+              <w:left w:val="single" w:sz="4" w:space="0" w:color="002060"/>
+              <w:bottom w:val="single" w:sz="4" w:space="0" w:color="002060"/>
+              <w:right w:val="nil"/>
+            </w:tcBorders>
             <w:shd w:val="clear" w:color="auto" w:fill="DDE8FF"/>
             <w:textDirection w:val="btLr"/>
             <w:vAlign w:val="center"/>
+            <w:hideMark/>
           </w:tcPr>
           <w:p>
             <w:pPr>
@@ -359,15 +718,22 @@
                 <w:b/>
                 <w:lang w:eastAsia="fr-FR"/>
               </w:rPr>
-              <w:t xml:space="preserve">Expérimenter </w:t>
+              <w:t xml:space="preserve">Modéliser </w:t>
             </w:r>
           </w:p>
         </w:tc>
         <w:tc>
           <w:tcPr>
             <w:tcW w:w="9348" w:type="dxa"/>
+            <w:tcBorders>
+              <w:top w:val="single" w:sz="4" w:space="0" w:color="002060"/>
+              <w:left w:val="nil"/>
+              <w:bottom w:val="single" w:sz="4" w:space="0" w:color="002060"/>
+              <w:right w:val="single" w:sz="4" w:space="0" w:color="002060"/>
+            </w:tcBorders>
             <w:shd w:val="clear" w:color="auto" w:fill="DDE8FF"/>
             <w:vAlign w:val="center"/>
+            <w:hideMark/>
           </w:tcPr>
           <w:p>
             <w:pPr>
@@ -389,17 +755,7 @@
                 <w:sz w:val="22"/>
                 <w:szCs w:val="24"/>
               </w:rPr>
-              <w:t xml:space="preserve">Activité </w:t>
-            </w:r>
-            <w:r>
-              <w:rPr>
-                <w:rFonts w:ascii="Tw Cen MT" w:hAnsi="Tw Cen MT"/>
-                <w:b/>
-                <w:bCs/>
-                <w:sz w:val="22"/>
-                <w:szCs w:val="24"/>
-              </w:rPr>
-              <w:t>1</w:t>
+              <w:t>Activité 1</w:t>
             </w:r>
           </w:p>
           <w:p>
@@ -413,29 +769,8 @@
               <w:jc w:val="left"/>
             </w:pPr>
             <w:r>
-              <w:t>Donner les caractéristiques du moteur nécessaires pour une étude de</w:t>
-            </w:r>
-            <w:r>
-              <w:t xml:space="preserve">s </w:t>
-            </w:r>
-            <w:r>
-              <w:t>p</w:t>
-            </w:r>
-            <w:r>
-              <w:t>uissance</w:t>
-            </w:r>
-            <w:r>
-              <w:t>s</w:t>
-            </w:r>
-            <w:r>
-              <w:t>.</w:t>
-            </w:r>
-          </w:p>
-          <w:p>
-            <w:pPr>
-              <w:spacing w:line="240" w:lineRule="auto"/>
-              <w:jc w:val="left"/>
-            </w:pPr>
+              <w:t>Proposer une modélisation de la Sympact (schéma cinématique paramétré et/ou graphe de liaisons).</w:t>
+            </w:r>
           </w:p>
           <w:p>
             <w:pPr>
@@ -448,16 +783,7 @@
               <w:jc w:val="left"/>
             </w:pPr>
             <w:r>
-              <w:rPr>
-                <w:lang w:eastAsia="fr-FR"/>
-              </w:rPr>
-              <w:t xml:space="preserve">Réaliser un mouvement </w:t>
-            </w:r>
-            <w:r>
-              <w:rPr>
-                <w:lang w:eastAsia="fr-FR"/>
-              </w:rPr>
-              <w:t xml:space="preserve">de montée avec la barrière. On souhaite une durée de montée de 1s. </w:t>
+              <w:t xml:space="preserve">Faire un bilan exhaustif des puissances intérieures. </w:t>
             </w:r>
           </w:p>
           <w:p>
@@ -471,42 +797,12 @@
               <w:jc w:val="left"/>
             </w:pPr>
             <w:r>
-              <w:t>Pour</w:t>
-            </w:r>
-            <w:r>
-              <w:t xml:space="preserve"> chacun des essais, relever le courant moteur et </w:t>
-            </w:r>
-            <w:r>
-              <w:t>la vitesse</w:t>
-            </w:r>
-            <w:r>
-              <w:t xml:space="preserve"> de rotation du moteur. </w:t>
-            </w:r>
-          </w:p>
-          <w:p>
-            <w:pPr>
-              <w:pStyle w:val="Paragraphedeliste"/>
-              <w:numPr>
-                <w:ilvl w:val="0"/>
-                <w:numId w:val="10"/>
-              </w:numPr>
-              <w:spacing w:line="240" w:lineRule="auto"/>
-              <w:jc w:val="left"/>
-            </w:pPr>
-            <w:r>
-              <w:t>Evaluer la puissance nécessaire au mouvement d</w:t>
-            </w:r>
-            <w:r>
-              <w:t>e la barrière</w:t>
-            </w:r>
-            <w:r>
-              <w:t>.</w:t>
+              <w:t>Faire un bilan exhaustif des puissances extérieures.</w:t>
             </w:r>
           </w:p>
         </w:tc>
       </w:tr>
     </w:tbl>
-    <w:p/>
     <w:p/>
     <w:tbl>
       <w:tblPr>
@@ -535,9 +831,16 @@
         <w:tc>
           <w:tcPr>
             <w:tcW w:w="846" w:type="dxa"/>
+            <w:tcBorders>
+              <w:top w:val="single" w:sz="4" w:space="0" w:color="002060"/>
+              <w:left w:val="single" w:sz="4" w:space="0" w:color="002060"/>
+              <w:bottom w:val="single" w:sz="4" w:space="0" w:color="002060"/>
+              <w:right w:val="nil"/>
+            </w:tcBorders>
             <w:shd w:val="clear" w:color="auto" w:fill="DDE8FF"/>
             <w:textDirection w:val="btLr"/>
             <w:vAlign w:val="center"/>
+            <w:hideMark/>
           </w:tcPr>
           <w:p>
             <w:pPr>
@@ -555,39 +858,22 @@
                 <w:b/>
                 <w:lang w:eastAsia="fr-FR"/>
               </w:rPr>
-              <w:t xml:space="preserve">Modéliser et </w:t>
-            </w:r>
-            <w:r>
-              <w:rPr>
-                <w:rFonts w:ascii="Tw Cen MT" w:hAnsi="Tw Cen MT"/>
-                <w:b/>
-                <w:lang w:eastAsia="fr-FR"/>
-              </w:rPr>
-              <w:t>r</w:t>
-            </w:r>
-            <w:r>
-              <w:rPr>
-                <w:rFonts w:ascii="Tw Cen MT" w:hAnsi="Tw Cen MT"/>
-                <w:b/>
-                <w:lang w:eastAsia="fr-FR"/>
-              </w:rPr>
-              <w:t>ésoudre</w:t>
-            </w:r>
-            <w:r>
-              <w:rPr>
-                <w:rFonts w:ascii="Tw Cen MT" w:hAnsi="Tw Cen MT"/>
-                <w:b/>
-                <w:lang w:eastAsia="fr-FR"/>
-              </w:rPr>
-              <w:t xml:space="preserve"> analytiquement</w:t>
+              <w:t xml:space="preserve">Modéliser et Expérimenter </w:t>
             </w:r>
           </w:p>
         </w:tc>
         <w:tc>
           <w:tcPr>
             <w:tcW w:w="9348" w:type="dxa"/>
+            <w:tcBorders>
+              <w:top w:val="single" w:sz="4" w:space="0" w:color="002060"/>
+              <w:left w:val="nil"/>
+              <w:bottom w:val="single" w:sz="4" w:space="0" w:color="002060"/>
+              <w:right w:val="single" w:sz="4" w:space="0" w:color="002060"/>
+            </w:tcBorders>
             <w:shd w:val="clear" w:color="auto" w:fill="DDE8FF"/>
             <w:vAlign w:val="center"/>
+            <w:hideMark/>
           </w:tcPr>
           <w:p>
             <w:pPr>
@@ -609,17 +895,7 @@
                 <w:sz w:val="22"/>
                 <w:szCs w:val="24"/>
               </w:rPr>
-              <w:t xml:space="preserve">Activité </w:t>
-            </w:r>
-            <w:r>
-              <w:rPr>
-                <w:rFonts w:ascii="Tw Cen MT" w:hAnsi="Tw Cen MT"/>
-                <w:b/>
-                <w:bCs/>
-                <w:sz w:val="22"/>
-                <w:szCs w:val="24"/>
-              </w:rPr>
-              <w:t>2</w:t>
+              <w:t>Activité 2</w:t>
             </w:r>
           </w:p>
           <w:p>
@@ -633,50 +909,7 @@
               <w:jc w:val="left"/>
             </w:pPr>
             <w:r>
-              <w:rPr>
-                <w:lang w:eastAsia="fr-FR"/>
-              </w:rPr>
-              <w:t>Réaliser un schéma graphe de liaison.</w:t>
-            </w:r>
-          </w:p>
-          <w:p>
-            <w:pPr>
-              <w:pStyle w:val="Paragraphedeliste"/>
-              <w:numPr>
-                <w:ilvl w:val="0"/>
-                <w:numId w:val="10"/>
-              </w:numPr>
-              <w:spacing w:line="240" w:lineRule="auto"/>
-              <w:jc w:val="left"/>
-            </w:pPr>
-            <w:r>
-              <w:t xml:space="preserve">Déterminer, la puissance instantanée requise pour mettre en mouvement </w:t>
-            </w:r>
-            <w:r>
-              <w:t>la barrière</w:t>
-            </w:r>
-            <w:r>
-              <w:t xml:space="preserve">. </w:t>
-            </w:r>
-          </w:p>
-          <w:p>
-            <w:pPr>
-              <w:pStyle w:val="Paragraphedeliste"/>
-              <w:numPr>
-                <w:ilvl w:val="0"/>
-                <w:numId w:val="10"/>
-              </w:numPr>
-              <w:spacing w:line="240" w:lineRule="auto"/>
-              <w:jc w:val="left"/>
-            </w:pPr>
-            <w:r>
-              <w:t xml:space="preserve">En utilisant </w:t>
-            </w:r>
-            <w:r>
-              <w:t>Python</w:t>
-            </w:r>
-            <w:r>
-              <w:t xml:space="preserve">, tracer, sur un cycle de fonctionnement la puissance instantanée en fonction du temps. </w:t>
+              <w:t xml:space="preserve">Estimer l’énergie cinétique de la Sympact. </w:t>
             </w:r>
           </w:p>
         </w:tc>
@@ -705,14 +938,21 @@
       <w:tr>
         <w:trPr>
           <w:cantSplit/>
-          <w:trHeight w:val="1850"/>
+          <w:trHeight w:val="1651"/>
         </w:trPr>
         <w:tc>
           <w:tcPr>
             <w:tcW w:w="846" w:type="dxa"/>
+            <w:tcBorders>
+              <w:top w:val="single" w:sz="4" w:space="0" w:color="002060"/>
+              <w:left w:val="single" w:sz="4" w:space="0" w:color="002060"/>
+              <w:bottom w:val="single" w:sz="4" w:space="0" w:color="002060"/>
+              <w:right w:val="nil"/>
+            </w:tcBorders>
             <w:shd w:val="clear" w:color="auto" w:fill="DDE8FF"/>
             <w:textDirection w:val="btLr"/>
             <w:vAlign w:val="center"/>
+            <w:hideMark/>
           </w:tcPr>
           <w:p>
             <w:pPr>
@@ -730,15 +970,22 @@
                 <w:b/>
                 <w:lang w:eastAsia="fr-FR"/>
               </w:rPr>
-              <w:t>Résoudre</w:t>
+              <w:t xml:space="preserve">Modéliser et Expérimenter </w:t>
             </w:r>
           </w:p>
         </w:tc>
         <w:tc>
           <w:tcPr>
             <w:tcW w:w="9348" w:type="dxa"/>
+            <w:tcBorders>
+              <w:top w:val="single" w:sz="4" w:space="0" w:color="002060"/>
+              <w:left w:val="nil"/>
+              <w:bottom w:val="single" w:sz="4" w:space="0" w:color="002060"/>
+              <w:right w:val="single" w:sz="4" w:space="0" w:color="002060"/>
+            </w:tcBorders>
             <w:shd w:val="clear" w:color="auto" w:fill="DDE8FF"/>
             <w:vAlign w:val="center"/>
+            <w:hideMark/>
           </w:tcPr>
           <w:p>
             <w:pPr>
@@ -780,15 +1027,119 @@
                 <w:ilvl w:val="0"/>
                 <w:numId w:val="10"/>
               </w:numPr>
+              <w:spacing w:line="240" w:lineRule="auto"/>
+              <w:jc w:val="left"/>
+            </w:pPr>
+            <w:r>
+              <w:t>Quantifier l’ensemble des puissances intérieures et extérieures recensées précédemment.</w:t>
+            </w:r>
+          </w:p>
+        </w:tc>
+      </w:tr>
+    </w:tbl>
+    <w:p/>
+    <w:tbl>
+      <w:tblPr>
+        <w:tblStyle w:val="Grilledutableau"/>
+        <w:tblW w:w="0" w:type="auto"/>
+        <w:tblBorders>
+          <w:top w:val="single" w:sz="4" w:space="0" w:color="002060"/>
+          <w:left w:val="single" w:sz="4" w:space="0" w:color="002060"/>
+          <w:bottom w:val="single" w:sz="4" w:space="0" w:color="002060"/>
+          <w:right w:val="single" w:sz="4" w:space="0" w:color="002060"/>
+          <w:insideH w:val="none" w:sz="0" w:space="0" w:color="auto"/>
+          <w:insideV w:val="none" w:sz="0" w:space="0" w:color="auto"/>
+        </w:tblBorders>
+        <w:shd w:val="clear" w:color="auto" w:fill="DDE8FF"/>
+        <w:tblLook w:val="04A0" w:firstRow="1" w:lastRow="0" w:firstColumn="1" w:lastColumn="0" w:noHBand="0" w:noVBand="1"/>
+      </w:tblPr>
+      <w:tblGrid>
+        <w:gridCol w:w="846"/>
+        <w:gridCol w:w="9348"/>
+      </w:tblGrid>
+      <w:tr>
+        <w:trPr>
+          <w:cantSplit/>
+          <w:trHeight w:val="1134"/>
+        </w:trPr>
+        <w:tc>
+          <w:tcPr>
+            <w:tcW w:w="846" w:type="dxa"/>
+            <w:tcBorders>
+              <w:top w:val="single" w:sz="4" w:space="0" w:color="002060"/>
+              <w:left w:val="single" w:sz="4" w:space="0" w:color="002060"/>
+              <w:bottom w:val="single" w:sz="4" w:space="0" w:color="002060"/>
+              <w:right w:val="nil"/>
+            </w:tcBorders>
+            <w:shd w:val="clear" w:color="auto" w:fill="DDE8FF"/>
+            <w:textDirection w:val="btLr"/>
+            <w:vAlign w:val="center"/>
+            <w:hideMark/>
+          </w:tcPr>
+          <w:p>
+            <w:pPr>
+              <w:ind w:left="113" w:right="113"/>
+              <w:jc w:val="center"/>
               <w:rPr>
-                <w:bCs/>
+                <w:rFonts w:ascii="Tw Cen MT" w:hAnsi="Tw Cen MT"/>
+                <w:b/>
+                <w:lang w:eastAsia="fr-FR"/>
               </w:rPr>
             </w:pPr>
             <w:r>
               <w:rPr>
+                <w:rFonts w:ascii="Tw Cen MT" w:hAnsi="Tw Cen MT"/>
+                <w:b/>
+                <w:lang w:eastAsia="fr-FR"/>
+              </w:rPr>
+              <w:t>Résoudre</w:t>
+            </w:r>
+          </w:p>
+        </w:tc>
+        <w:tc>
+          <w:tcPr>
+            <w:tcW w:w="9348" w:type="dxa"/>
+            <w:tcBorders>
+              <w:top w:val="single" w:sz="4" w:space="0" w:color="002060"/>
+              <w:left w:val="nil"/>
+              <w:bottom w:val="single" w:sz="4" w:space="0" w:color="002060"/>
+              <w:right w:val="single" w:sz="4" w:space="0" w:color="002060"/>
+            </w:tcBorders>
+            <w:shd w:val="clear" w:color="auto" w:fill="DDE8FF"/>
+            <w:vAlign w:val="center"/>
+            <w:hideMark/>
+          </w:tcPr>
+          <w:p>
+            <w:pPr>
+              <w:spacing w:line="240" w:lineRule="auto"/>
+              <w:jc w:val="left"/>
+              <w:rPr>
+                <w:rFonts w:ascii="Tw Cen MT" w:hAnsi="Tw Cen MT"/>
+                <w:b/>
                 <w:bCs/>
+                <w:sz w:val="22"/>
+                <w:szCs w:val="24"/>
               </w:rPr>
-              <w:t>Réaliser la comparaison de la puissance mesurée expérimentalement et de la puissance déterminée analytiquement.</w:t>
+            </w:pPr>
+            <w:r>
+              <w:rPr>
+                <w:rFonts w:ascii="Tw Cen MT" w:hAnsi="Tw Cen MT"/>
+                <w:b/>
+                <w:bCs/>
+                <w:sz w:val="22"/>
+                <w:szCs w:val="24"/>
+              </w:rPr>
+              <w:t xml:space="preserve">Activité </w:t>
+            </w:r>
+            <w:r>
+              <w:rPr>
+                <w:rFonts w:ascii="Tw Cen MT" w:hAnsi="Tw Cen MT"/>
+                <w:b/>
+                <w:bCs/>
+                <w:sz w:val="22"/>
+                <w:szCs w:val="24"/>
+              </w:rPr>
+              <w:t>4</w:t>
             </w:r>
           </w:p>
           <w:p>
@@ -798,15 +1149,25 @@
                 <w:ilvl w:val="0"/>
                 <w:numId w:val="10"/>
               </w:numPr>
-              <w:rPr>
-                <w:bCs/>
-              </w:rPr>
+              <w:spacing w:line="240" w:lineRule="auto"/>
+              <w:jc w:val="left"/>
             </w:pPr>
             <w:r>
-              <w:rPr>
-                <w:bCs/>
-              </w:rPr>
-              <w:t>Conclure.</w:t>
+              <w:t>Estimer sur un cycle de fonctionnement la puissance instantanée consommée par le moteur.</w:t>
+            </w:r>
+          </w:p>
+          <w:p>
+            <w:pPr>
+              <w:pStyle w:val="Paragraphedeliste"/>
+              <w:numPr>
+                <w:ilvl w:val="0"/>
+                <w:numId w:val="10"/>
+              </w:numPr>
+              <w:spacing w:line="240" w:lineRule="auto"/>
+              <w:jc w:val="left"/>
+            </w:pPr>
+            <w:r>
+              <w:t>Valider le choix de moteur effectué par le concepteur du système.</w:t>
             </w:r>
           </w:p>
         </w:tc>
@@ -862,7 +1223,6 @@
                 <w:szCs w:val="24"/>
                 <w:lang w:eastAsia="fr-FR"/>
               </w:rPr>
-              <w:lastRenderedPageBreak/>
               <w:t>Synthèse</w:t>
             </w:r>
           </w:p>
@@ -1122,10 +1482,10 @@
       </w:pPr>
     </w:p>
     <w:sectPr>
-      <w:headerReference w:type="default" r:id="rId7"/>
-      <w:footerReference w:type="default" r:id="rId8"/>
-      <w:headerReference w:type="first" r:id="rId9"/>
-      <w:footerReference w:type="first" r:id="rId10"/>
+      <w:headerReference w:type="default" r:id="rId9"/>
+      <w:footerReference w:type="default" r:id="rId10"/>
+      <w:headerReference w:type="first" r:id="rId11"/>
+      <w:footerReference w:type="first" r:id="rId12"/>
       <w:type w:val="continuous"/>
       <w:pgSz w:w="11906" w:h="16838"/>
       <w:pgMar w:top="1276" w:right="851" w:bottom="992" w:left="851" w:header="709" w:footer="266" w:gutter="0"/>
@@ -2752,6 +3112,232 @@
     </w:lvl>
   </w:abstractNum>
   <w:abstractNum w:abstractNumId="8" w15:restartNumberingAfterBreak="0">
+    <w:nsid w:val="42F86FE2"/>
+    <w:multiLevelType w:val="hybridMultilevel"/>
+    <w:tmpl w:val="6B505984"/>
+    <w:lvl w:ilvl="0" w:tplc="C9D0DD3C">
+      <w:start w:val="1"/>
+      <w:numFmt w:val="bullet"/>
+      <w:lvlText w:val=""/>
+      <w:lvlJc w:val="left"/>
+      <w:pPr>
+        <w:ind w:left="720" w:hanging="360"/>
+      </w:pPr>
+      <w:rPr>
+        <w:rFonts w:ascii="Wingdings" w:hAnsi="Wingdings" w:hint="default"/>
+      </w:rPr>
+    </w:lvl>
+    <w:lvl w:ilvl="1" w:tplc="B7AE2B5E">
+      <w:start w:val="1"/>
+      <w:numFmt w:val="bullet"/>
+      <w:lvlText w:val=""/>
+      <w:lvlJc w:val="left"/>
+      <w:pPr>
+        <w:ind w:left="1440" w:hanging="360"/>
+      </w:pPr>
+      <w:rPr>
+        <w:rFonts w:ascii="Wingdings 3" w:hAnsi="Wingdings 3" w:hint="default"/>
+      </w:rPr>
+    </w:lvl>
+    <w:lvl w:ilvl="2" w:tplc="040C0005" w:tentative="1">
+      <w:start w:val="1"/>
+      <w:numFmt w:val="bullet"/>
+      <w:lvlText w:val=""/>
+      <w:lvlJc w:val="left"/>
+      <w:pPr>
+        <w:ind w:left="2160" w:hanging="360"/>
+      </w:pPr>
+      <w:rPr>
+        <w:rFonts w:ascii="Wingdings" w:hAnsi="Wingdings" w:hint="default"/>
+      </w:rPr>
+    </w:lvl>
+    <w:lvl w:ilvl="3" w:tplc="040C0001" w:tentative="1">
+      <w:start w:val="1"/>
+      <w:numFmt w:val="bullet"/>
+      <w:lvlText w:val=""/>
+      <w:lvlJc w:val="left"/>
+      <w:pPr>
+        <w:ind w:left="2880" w:hanging="360"/>
+      </w:pPr>
+      <w:rPr>
+        <w:rFonts w:ascii="Symbol" w:hAnsi="Symbol" w:hint="default"/>
+      </w:rPr>
+    </w:lvl>
+    <w:lvl w:ilvl="4" w:tplc="040C0003" w:tentative="1">
+      <w:start w:val="1"/>
+      <w:numFmt w:val="bullet"/>
+      <w:lvlText w:val="o"/>
+      <w:lvlJc w:val="left"/>
+      <w:pPr>
+        <w:ind w:left="3600" w:hanging="360"/>
+      </w:pPr>
+      <w:rPr>
+        <w:rFonts w:ascii="Courier New" w:hAnsi="Courier New" w:cs="Courier New" w:hint="default"/>
+      </w:rPr>
+    </w:lvl>
+    <w:lvl w:ilvl="5" w:tplc="040C0005" w:tentative="1">
+      <w:start w:val="1"/>
+      <w:numFmt w:val="bullet"/>
+      <w:lvlText w:val=""/>
+      <w:lvlJc w:val="left"/>
+      <w:pPr>
+        <w:ind w:left="4320" w:hanging="360"/>
+      </w:pPr>
+      <w:rPr>
+        <w:rFonts w:ascii="Wingdings" w:hAnsi="Wingdings" w:hint="default"/>
+      </w:rPr>
+    </w:lvl>
+    <w:lvl w:ilvl="6" w:tplc="040C0001" w:tentative="1">
+      <w:start w:val="1"/>
+      <w:numFmt w:val="bullet"/>
+      <w:lvlText w:val=""/>
+      <w:lvlJc w:val="left"/>
+      <w:pPr>
+        <w:ind w:left="5040" w:hanging="360"/>
+      </w:pPr>
+      <w:rPr>
+        <w:rFonts w:ascii="Symbol" w:hAnsi="Symbol" w:hint="default"/>
+      </w:rPr>
+    </w:lvl>
+    <w:lvl w:ilvl="7" w:tplc="040C0003" w:tentative="1">
+      <w:start w:val="1"/>
+      <w:numFmt w:val="bullet"/>
+      <w:lvlText w:val="o"/>
+      <w:lvlJc w:val="left"/>
+      <w:pPr>
+        <w:ind w:left="5760" w:hanging="360"/>
+      </w:pPr>
+      <w:rPr>
+        <w:rFonts w:ascii="Courier New" w:hAnsi="Courier New" w:cs="Courier New" w:hint="default"/>
+      </w:rPr>
+    </w:lvl>
+    <w:lvl w:ilvl="8" w:tplc="040C0005" w:tentative="1">
+      <w:start w:val="1"/>
+      <w:numFmt w:val="bullet"/>
+      <w:lvlText w:val=""/>
+      <w:lvlJc w:val="left"/>
+      <w:pPr>
+        <w:ind w:left="6480" w:hanging="360"/>
+      </w:pPr>
+      <w:rPr>
+        <w:rFonts w:ascii="Wingdings" w:hAnsi="Wingdings" w:hint="default"/>
+      </w:rPr>
+    </w:lvl>
+  </w:abstractNum>
+  <w:abstractNum w:abstractNumId="9" w15:restartNumberingAfterBreak="0">
+    <w:nsid w:val="44F956A4"/>
+    <w:multiLevelType w:val="hybridMultilevel"/>
+    <w:tmpl w:val="269A58DC"/>
+    <w:lvl w:ilvl="0" w:tplc="B7AE2B5E">
+      <w:start w:val="1"/>
+      <w:numFmt w:val="bullet"/>
+      <w:lvlText w:val=""/>
+      <w:lvlJc w:val="left"/>
+      <w:pPr>
+        <w:ind w:left="1440" w:hanging="360"/>
+      </w:pPr>
+      <w:rPr>
+        <w:rFonts w:ascii="Wingdings 3" w:hAnsi="Wingdings 3" w:hint="default"/>
+      </w:rPr>
+    </w:lvl>
+    <w:lvl w:ilvl="1" w:tplc="040C0003" w:tentative="1">
+      <w:start w:val="1"/>
+      <w:numFmt w:val="bullet"/>
+      <w:lvlText w:val="o"/>
+      <w:lvlJc w:val="left"/>
+      <w:pPr>
+        <w:ind w:left="2160" w:hanging="360"/>
+      </w:pPr>
+      <w:rPr>
+        <w:rFonts w:ascii="Courier New" w:hAnsi="Courier New" w:cs="Courier New" w:hint="default"/>
+      </w:rPr>
+    </w:lvl>
+    <w:lvl w:ilvl="2" w:tplc="040C0005" w:tentative="1">
+      <w:start w:val="1"/>
+      <w:numFmt w:val="bullet"/>
+      <w:lvlText w:val=""/>
+      <w:lvlJc w:val="left"/>
+      <w:pPr>
+        <w:ind w:left="2880" w:hanging="360"/>
+      </w:pPr>
+      <w:rPr>
+        <w:rFonts w:ascii="Wingdings" w:hAnsi="Wingdings" w:hint="default"/>
+      </w:rPr>
+    </w:lvl>
+    <w:lvl w:ilvl="3" w:tplc="040C0001" w:tentative="1">
+      <w:start w:val="1"/>
+      <w:numFmt w:val="bullet"/>
+      <w:lvlText w:val=""/>
+      <w:lvlJc w:val="left"/>
+      <w:pPr>
+        <w:ind w:left="3600" w:hanging="360"/>
+      </w:pPr>
+      <w:rPr>
+        <w:rFonts w:ascii="Symbol" w:hAnsi="Symbol" w:hint="default"/>
+      </w:rPr>
+    </w:lvl>
+    <w:lvl w:ilvl="4" w:tplc="040C0003" w:tentative="1">
+      <w:start w:val="1"/>
+      <w:numFmt w:val="bullet"/>
+      <w:lvlText w:val="o"/>
+      <w:lvlJc w:val="left"/>
+      <w:pPr>
+        <w:ind w:left="4320" w:hanging="360"/>
+      </w:pPr>
+      <w:rPr>
+        <w:rFonts w:ascii="Courier New" w:hAnsi="Courier New" w:cs="Courier New" w:hint="default"/>
+      </w:rPr>
+    </w:lvl>
+    <w:lvl w:ilvl="5" w:tplc="040C0005" w:tentative="1">
+      <w:start w:val="1"/>
+      <w:numFmt w:val="bullet"/>
+      <w:lvlText w:val=""/>
+      <w:lvlJc w:val="left"/>
+      <w:pPr>
+        <w:ind w:left="5040" w:hanging="360"/>
+      </w:pPr>
+      <w:rPr>
+        <w:rFonts w:ascii="Wingdings" w:hAnsi="Wingdings" w:hint="default"/>
+      </w:rPr>
+    </w:lvl>
+    <w:lvl w:ilvl="6" w:tplc="040C0001" w:tentative="1">
+      <w:start w:val="1"/>
+      <w:numFmt w:val="bullet"/>
+      <w:lvlText w:val=""/>
+      <w:lvlJc w:val="left"/>
+      <w:pPr>
+        <w:ind w:left="5760" w:hanging="360"/>
+      </w:pPr>
+      <w:rPr>
+        <w:rFonts w:ascii="Symbol" w:hAnsi="Symbol" w:hint="default"/>
+      </w:rPr>
+    </w:lvl>
+    <w:lvl w:ilvl="7" w:tplc="040C0003" w:tentative="1">
+      <w:start w:val="1"/>
+      <w:numFmt w:val="bullet"/>
+      <w:lvlText w:val="o"/>
+      <w:lvlJc w:val="left"/>
+      <w:pPr>
+        <w:ind w:left="6480" w:hanging="360"/>
+      </w:pPr>
+      <w:rPr>
+        <w:rFonts w:ascii="Courier New" w:hAnsi="Courier New" w:cs="Courier New" w:hint="default"/>
+      </w:rPr>
+    </w:lvl>
+    <w:lvl w:ilvl="8" w:tplc="040C0005" w:tentative="1">
+      <w:start w:val="1"/>
+      <w:numFmt w:val="bullet"/>
+      <w:lvlText w:val=""/>
+      <w:lvlJc w:val="left"/>
+      <w:pPr>
+        <w:ind w:left="7200" w:hanging="360"/>
+      </w:pPr>
+      <w:rPr>
+        <w:rFonts w:ascii="Wingdings" w:hAnsi="Wingdings" w:hint="default"/>
+      </w:rPr>
+    </w:lvl>
+  </w:abstractNum>
+  <w:abstractNum w:abstractNumId="10" w15:restartNumberingAfterBreak="0">
     <w:nsid w:val="522631C9"/>
     <w:multiLevelType w:val="hybridMultilevel"/>
     <w:tmpl w:val="68B0ACD2"/>
@@ -2866,7 +3452,7 @@
       </w:rPr>
     </w:lvl>
   </w:abstractNum>
-  <w:abstractNum w:abstractNumId="9" w15:restartNumberingAfterBreak="0">
+  <w:abstractNum w:abstractNumId="11" w15:restartNumberingAfterBreak="0">
     <w:nsid w:val="5CF33102"/>
     <w:multiLevelType w:val="hybridMultilevel"/>
     <w:tmpl w:val="A4501324"/>
@@ -2981,7 +3567,7 @@
       </w:rPr>
     </w:lvl>
   </w:abstractNum>
-  <w:abstractNum w:abstractNumId="10" w15:restartNumberingAfterBreak="0">
+  <w:abstractNum w:abstractNumId="12" w15:restartNumberingAfterBreak="0">
     <w:nsid w:val="5E8F6934"/>
     <w:multiLevelType w:val="hybridMultilevel"/>
     <w:tmpl w:val="83EC98B4"/>
@@ -3096,7 +3682,7 @@
       </w:rPr>
     </w:lvl>
   </w:abstractNum>
-  <w:abstractNum w:abstractNumId="11" w15:restartNumberingAfterBreak="0">
+  <w:abstractNum w:abstractNumId="13" w15:restartNumberingAfterBreak="0">
     <w:nsid w:val="5FE52E27"/>
     <w:multiLevelType w:val="hybridMultilevel"/>
     <w:tmpl w:val="243ECAF8"/>
@@ -3211,7 +3797,120 @@
       </w:rPr>
     </w:lvl>
   </w:abstractNum>
-  <w:abstractNum w:abstractNumId="12" w15:restartNumberingAfterBreak="0">
+  <w:abstractNum w:abstractNumId="14" w15:restartNumberingAfterBreak="0">
+    <w:nsid w:val="698151C0"/>
+    <w:multiLevelType w:val="hybridMultilevel"/>
+    <w:tmpl w:val="04DA6FB2"/>
+    <w:lvl w:ilvl="0" w:tplc="040C0005">
+      <w:start w:val="1"/>
+      <w:numFmt w:val="bullet"/>
+      <w:lvlText w:val=""/>
+      <w:lvlJc w:val="left"/>
+      <w:pPr>
+        <w:ind w:left="2844" w:hanging="360"/>
+      </w:pPr>
+      <w:rPr>
+        <w:rFonts w:ascii="Wingdings" w:hAnsi="Wingdings" w:hint="default"/>
+      </w:rPr>
+    </w:lvl>
+    <w:lvl w:ilvl="1" w:tplc="040C0003" w:tentative="1">
+      <w:start w:val="1"/>
+      <w:numFmt w:val="bullet"/>
+      <w:lvlText w:val="o"/>
+      <w:lvlJc w:val="left"/>
+      <w:pPr>
+        <w:ind w:left="3564" w:hanging="360"/>
+      </w:pPr>
+      <w:rPr>
+        <w:rFonts w:ascii="Courier New" w:hAnsi="Courier New" w:cs="Courier New" w:hint="default"/>
+      </w:rPr>
+    </w:lvl>
+    <w:lvl w:ilvl="2" w:tplc="040C0005" w:tentative="1">
+      <w:start w:val="1"/>
+      <w:numFmt w:val="bullet"/>
+      <w:lvlText w:val=""/>
+      <w:lvlJc w:val="left"/>
+      <w:pPr>
+        <w:ind w:left="4284" w:hanging="360"/>
+      </w:pPr>
+      <w:rPr>
+        <w:rFonts w:ascii="Wingdings" w:hAnsi="Wingdings" w:hint="default"/>
+      </w:rPr>
+    </w:lvl>
+    <w:lvl w:ilvl="3" w:tplc="040C0001" w:tentative="1">
+      <w:start w:val="1"/>
+      <w:numFmt w:val="bullet"/>
+      <w:lvlText w:val=""/>
+      <w:lvlJc w:val="left"/>
+      <w:pPr>
+        <w:ind w:left="5004" w:hanging="360"/>
+      </w:pPr>
+      <w:rPr>
+        <w:rFonts w:ascii="Symbol" w:hAnsi="Symbol" w:hint="default"/>
+      </w:rPr>
+    </w:lvl>
+    <w:lvl w:ilvl="4" w:tplc="040C0003" w:tentative="1">
+      <w:start w:val="1"/>
+      <w:numFmt w:val="bullet"/>
+      <w:lvlText w:val="o"/>
+      <w:lvlJc w:val="left"/>
+      <w:pPr>
+        <w:ind w:left="5724" w:hanging="360"/>
+      </w:pPr>
+      <w:rPr>
+        <w:rFonts w:ascii="Courier New" w:hAnsi="Courier New" w:cs="Courier New" w:hint="default"/>
+      </w:rPr>
+    </w:lvl>
+    <w:lvl w:ilvl="5" w:tplc="040C0005" w:tentative="1">
+      <w:start w:val="1"/>
+      <w:numFmt w:val="bullet"/>
+      <w:lvlText w:val=""/>
+      <w:lvlJc w:val="left"/>
+      <w:pPr>
+        <w:ind w:left="6444" w:hanging="360"/>
+      </w:pPr>
+      <w:rPr>
+        <w:rFonts w:ascii="Wingdings" w:hAnsi="Wingdings" w:hint="default"/>
+      </w:rPr>
+    </w:lvl>
+    <w:lvl w:ilvl="6" w:tplc="040C0001" w:tentative="1">
+      <w:start w:val="1"/>
+      <w:numFmt w:val="bullet"/>
+      <w:lvlText w:val=""/>
+      <w:lvlJc w:val="left"/>
+      <w:pPr>
+        <w:ind w:left="7164" w:hanging="360"/>
+      </w:pPr>
+      <w:rPr>
+        <w:rFonts w:ascii="Symbol" w:hAnsi="Symbol" w:hint="default"/>
+      </w:rPr>
+    </w:lvl>
+    <w:lvl w:ilvl="7" w:tplc="040C0003" w:tentative="1">
+      <w:start w:val="1"/>
+      <w:numFmt w:val="bullet"/>
+      <w:lvlText w:val="o"/>
+      <w:lvlJc w:val="left"/>
+      <w:pPr>
+        <w:ind w:left="7884" w:hanging="360"/>
+      </w:pPr>
+      <w:rPr>
+        <w:rFonts w:ascii="Courier New" w:hAnsi="Courier New" w:cs="Courier New" w:hint="default"/>
+      </w:rPr>
+    </w:lvl>
+    <w:lvl w:ilvl="8" w:tplc="040C0005" w:tentative="1">
+      <w:start w:val="1"/>
+      <w:numFmt w:val="bullet"/>
+      <w:lvlText w:val=""/>
+      <w:lvlJc w:val="left"/>
+      <w:pPr>
+        <w:ind w:left="8604" w:hanging="360"/>
+      </w:pPr>
+      <w:rPr>
+        <w:rFonts w:ascii="Wingdings" w:hAnsi="Wingdings" w:hint="default"/>
+      </w:rPr>
+    </w:lvl>
+  </w:abstractNum>
+  <w:abstractNum w:abstractNumId="15" w15:restartNumberingAfterBreak="0">
     <w:nsid w:val="6F7A7DAA"/>
     <w:multiLevelType w:val="hybridMultilevel"/>
     <w:tmpl w:val="8FFAED64"/>
@@ -3326,7 +4025,7 @@
       </w:rPr>
     </w:lvl>
   </w:abstractNum>
-  <w:abstractNum w:abstractNumId="13" w15:restartNumberingAfterBreak="0">
+  <w:abstractNum w:abstractNumId="16" w15:restartNumberingAfterBreak="0">
     <w:nsid w:val="724752FE"/>
     <w:multiLevelType w:val="hybridMultilevel"/>
     <w:tmpl w:val="9056B8A4"/>
@@ -3421,7 +4120,7 @@
     <w:abstractNumId w:val="7"/>
   </w:num>
   <w:num w:numId="2" w16cid:durableId="1298951346">
-    <w:abstractNumId w:val="12"/>
+    <w:abstractNumId w:val="15"/>
   </w:num>
   <w:num w:numId="3" w16cid:durableId="1803646862">
     <w:abstractNumId w:val="1"/>
@@ -3430,10 +4129,10 @@
     <w:abstractNumId w:val="0"/>
   </w:num>
   <w:num w:numId="5" w16cid:durableId="1329480987">
-    <w:abstractNumId w:val="13"/>
+    <w:abstractNumId w:val="16"/>
   </w:num>
   <w:num w:numId="6" w16cid:durableId="371616686">
-    <w:abstractNumId w:val="9"/>
+    <w:abstractNumId w:val="11"/>
   </w:num>
   <w:num w:numId="7" w16cid:durableId="1905219822">
     <w:abstractNumId w:val="6"/>
@@ -3448,16 +4147,25 @@
     <w:abstractNumId w:val="5"/>
   </w:num>
   <w:num w:numId="11" w16cid:durableId="1653944162">
-    <w:abstractNumId w:val="8"/>
+    <w:abstractNumId w:val="10"/>
   </w:num>
   <w:num w:numId="12" w16cid:durableId="22942457">
-    <w:abstractNumId w:val="11"/>
+    <w:abstractNumId w:val="13"/>
   </w:num>
   <w:num w:numId="13" w16cid:durableId="418210191">
     <w:abstractNumId w:val="2"/>
   </w:num>
   <w:num w:numId="14" w16cid:durableId="1854686225">
-    <w:abstractNumId w:val="10"/>
+    <w:abstractNumId w:val="12"/>
+  </w:num>
+  <w:num w:numId="15" w16cid:durableId="1422097591">
+    <w:abstractNumId w:val="8"/>
+  </w:num>
+  <w:num w:numId="16" w16cid:durableId="625890318">
+    <w:abstractNumId w:val="14"/>
+  </w:num>
+  <w:num w:numId="17" w16cid:durableId="1858929041">
+    <w:abstractNumId w:val="9"/>
   </w:num>
 </w:numbering>
 </file>
@@ -4451,6 +5159,17 @@
       <w:b/>
     </w:rPr>
   </w:style>
+  <w:style w:type="character" w:styleId="Lienhypertexte">
+    <w:name w:val="Hyperlink"/>
+    <w:basedOn w:val="Policepardfaut"/>
+    <w:uiPriority w:val="99"/>
+    <w:unhideWhenUsed/>
+    <w:rsid w:val="003B30E5"/>
+    <w:rPr>
+      <w:color w:val="0563C1" w:themeColor="hyperlink"/>
+      <w:u w:val="single"/>
+    </w:rPr>
+  </w:style>
 </w:styles>
 </file>
 
